--- a/Informe_AG_petrolera.docx
+++ b/Informe_AG_petrolera.docx
@@ -417,6 +417,7 @@
           <w:numId w:val="0"/>
         </w:numPr>
         <w:spacing w:lineRule="auto" w:line="360" w:before="0" w:after="0"/>
+        <w:ind w:hanging="0" w:start="0"/>
         <w:jc w:val="center"/>
         <w:outlineLvl w:val="0"/>
         <w:rPr>
@@ -474,8 +475,8 @@
       <w:tblGrid>
         <w:gridCol w:w="1300"/>
         <w:gridCol w:w="2000"/>
-        <w:gridCol w:w="1999"/>
-        <w:gridCol w:w="2261"/>
+        <w:gridCol w:w="1998"/>
+        <w:gridCol w:w="2262"/>
         <w:gridCol w:w="1800"/>
       </w:tblGrid>
       <w:tr>
@@ -547,7 +548,7 @@
         </w:tc>
         <w:tc>
           <w:tcPr>
-            <w:tcW w:w="1999" w:type="dxa"/>
+            <w:tcW w:w="1998" w:type="dxa"/>
             <w:tcBorders>
               <w:top w:val="single" w:sz="4" w:space="0" w:color="BFBFBF"/>
               <w:start w:val="single" w:sz="4" w:space="0" w:color="BFBFBF"/>
@@ -578,7 +579,7 @@
         </w:tc>
         <w:tc>
           <w:tcPr>
-            <w:tcW w:w="2261" w:type="dxa"/>
+            <w:tcW w:w="2262" w:type="dxa"/>
             <w:tcBorders>
               <w:top w:val="single" w:sz="4" w:space="0" w:color="BFBFBF"/>
               <w:start w:val="single" w:sz="4" w:space="0" w:color="BFBFBF"/>
@@ -701,7 +702,7 @@
         </w:tc>
         <w:tc>
           <w:tcPr>
-            <w:tcW w:w="1999" w:type="dxa"/>
+            <w:tcW w:w="1998" w:type="dxa"/>
             <w:tcBorders>
               <w:top w:val="single" w:sz="4" w:space="0" w:color="BFBFBF"/>
               <w:start w:val="single" w:sz="4" w:space="0" w:color="BFBFBF"/>
@@ -729,7 +730,7 @@
         </w:tc>
         <w:tc>
           <w:tcPr>
-            <w:tcW w:w="2261" w:type="dxa"/>
+            <w:tcW w:w="2262" w:type="dxa"/>
             <w:tcBorders>
               <w:top w:val="single" w:sz="4" w:space="0" w:color="BFBFBF"/>
               <w:start w:val="single" w:sz="4" w:space="0" w:color="BFBFBF"/>
@@ -846,7 +847,7 @@
         </w:tc>
         <w:tc>
           <w:tcPr>
-            <w:tcW w:w="1999" w:type="dxa"/>
+            <w:tcW w:w="1998" w:type="dxa"/>
             <w:tcBorders>
               <w:top w:val="single" w:sz="4" w:space="0" w:color="BFBFBF"/>
               <w:start w:val="single" w:sz="4" w:space="0" w:color="BFBFBF"/>
@@ -874,7 +875,7 @@
         </w:tc>
         <w:tc>
           <w:tcPr>
-            <w:tcW w:w="2261" w:type="dxa"/>
+            <w:tcW w:w="2262" w:type="dxa"/>
             <w:tcBorders>
               <w:top w:val="single" w:sz="4" w:space="0" w:color="BFBFBF"/>
               <w:start w:val="single" w:sz="4" w:space="0" w:color="BFBFBF"/>
@@ -991,7 +992,7 @@
         </w:tc>
         <w:tc>
           <w:tcPr>
-            <w:tcW w:w="1999" w:type="dxa"/>
+            <w:tcW w:w="1998" w:type="dxa"/>
             <w:tcBorders>
               <w:top w:val="single" w:sz="4" w:space="0" w:color="BFBFBF"/>
               <w:start w:val="single" w:sz="4" w:space="0" w:color="BFBFBF"/>
@@ -1019,7 +1020,7 @@
         </w:tc>
         <w:tc>
           <w:tcPr>
-            <w:tcW w:w="2261" w:type="dxa"/>
+            <w:tcW w:w="2262" w:type="dxa"/>
             <w:tcBorders>
               <w:top w:val="single" w:sz="4" w:space="0" w:color="BFBFBF"/>
               <w:start w:val="single" w:sz="4" w:space="0" w:color="BFBFBF"/>
@@ -1136,7 +1137,7 @@
         </w:tc>
         <w:tc>
           <w:tcPr>
-            <w:tcW w:w="1999" w:type="dxa"/>
+            <w:tcW w:w="1998" w:type="dxa"/>
             <w:tcBorders>
               <w:top w:val="single" w:sz="4" w:space="0" w:color="BFBFBF"/>
               <w:start w:val="single" w:sz="4" w:space="0" w:color="BFBFBF"/>
@@ -1164,7 +1165,7 @@
         </w:tc>
         <w:tc>
           <w:tcPr>
-            <w:tcW w:w="2261" w:type="dxa"/>
+            <w:tcW w:w="2262" w:type="dxa"/>
             <w:tcBorders>
               <w:top w:val="single" w:sz="4" w:space="0" w:color="BFBFBF"/>
               <w:start w:val="single" w:sz="4" w:space="0" w:color="BFBFBF"/>
@@ -1281,7 +1282,7 @@
         </w:tc>
         <w:tc>
           <w:tcPr>
-            <w:tcW w:w="1999" w:type="dxa"/>
+            <w:tcW w:w="1998" w:type="dxa"/>
             <w:tcBorders>
               <w:top w:val="single" w:sz="4" w:space="0" w:color="BFBFBF"/>
               <w:start w:val="single" w:sz="4" w:space="0" w:color="BFBFBF"/>
@@ -1309,7 +1310,7 @@
         </w:tc>
         <w:tc>
           <w:tcPr>
-            <w:tcW w:w="2261" w:type="dxa"/>
+            <w:tcW w:w="2262" w:type="dxa"/>
             <w:tcBorders>
               <w:top w:val="single" w:sz="4" w:space="0" w:color="BFBFBF"/>
               <w:start w:val="single" w:sz="4" w:space="0" w:color="BFBFBF"/>
@@ -1440,6 +1441,7 @@
           <w:numId w:val="0"/>
         </w:numPr>
         <w:spacing w:lineRule="auto" w:line="276" w:before="200" w:after="60"/>
+        <w:ind w:hanging="0" w:start="0"/>
         <w:jc w:val="start"/>
         <w:outlineLvl w:val="1"/>
         <w:rPr/>
@@ -1504,6 +1506,7 @@
           <w:numId w:val="0"/>
         </w:numPr>
         <w:spacing w:lineRule="auto" w:line="276" w:before="200" w:after="60"/>
+        <w:ind w:hanging="0" w:start="0"/>
         <w:jc w:val="start"/>
         <w:outlineLvl w:val="1"/>
         <w:rPr/>
@@ -1678,6 +1681,7 @@
           <w:numId w:val="0"/>
         </w:numPr>
         <w:spacing w:lineRule="auto" w:line="276" w:before="200" w:after="60"/>
+        <w:ind w:hanging="0" w:start="0"/>
         <w:jc w:val="start"/>
         <w:outlineLvl w:val="1"/>
         <w:rPr/>
@@ -1718,35 +1722,7 @@
       </w:r>
       <w:r>
         <w:rPr/>
-        <w:t xml:space="preserve"> El espacio es pequeño: 64 cromosomas, de los cuales 58 son factibles. Con 10 individuos la población </w:t>
-      </w:r>
-      <w:r>
-        <w:rPr/>
-        <w:t>cubre mucho</w:t>
-      </w:r>
-      <w:r>
-        <w:rPr/>
-        <w:t xml:space="preserve">, </w:t>
-      </w:r>
-      <w:r>
-        <w:rPr/>
-        <w:t xml:space="preserve">hay </w:t>
-      </w:r>
-      <w:r>
-        <w:rPr/>
-        <w:t xml:space="preserve">suficiente diversidad para que el cruce y la mutación exploren combinaciones nuevas, y deja 9 lugares para hijos en cada iteración </w:t>
-      </w:r>
-      <w:r>
-        <w:rPr/>
-        <w:t>por el elitismo</w:t>
-      </w:r>
-      <w:r>
-        <w:rPr/>
-        <w:t xml:space="preserve">.  Además, </w:t>
-      </w:r>
-      <w:r>
-        <w:rPr/>
-        <w:t>se recomienda que el numero de cromosomas en la población inicial sea una o dos veces el numero de genes.</w:t>
+        <w:t xml:space="preserve"> El espacio es pequeño: 64 cromosomas, de los cuales 58 son factibles. Con 10 individuos la población cubre mucho, hay suficiente diversidad para que el cruce y la mutación exploren combinaciones nuevas, y deja 9 lugares para hijos en cada iteración por el elitismo.  Además, se recomienda que el numero de cromosomas en la población inicial sea una o dos veces el numero de genes.</w:t>
       </w:r>
     </w:p>
     <w:p>
@@ -1790,8 +1766,8 @@
       </w:tblPr>
       <w:tblGrid>
         <w:gridCol w:w="900"/>
-        <w:gridCol w:w="1899"/>
-        <w:gridCol w:w="2860"/>
+        <w:gridCol w:w="1898"/>
+        <w:gridCol w:w="2861"/>
         <w:gridCol w:w="1851"/>
         <w:gridCol w:w="1850"/>
       </w:tblGrid>
@@ -1833,7 +1809,7 @@
         </w:tc>
         <w:tc>
           <w:tcPr>
-            <w:tcW w:w="1899" w:type="dxa"/>
+            <w:tcW w:w="1898" w:type="dxa"/>
             <w:tcBorders>
               <w:top w:val="single" w:sz="4" w:space="0" w:color="BFBFBF"/>
               <w:start w:val="single" w:sz="4" w:space="0" w:color="BFBFBF"/>
@@ -1864,7 +1840,7 @@
         </w:tc>
         <w:tc>
           <w:tcPr>
-            <w:tcW w:w="2860" w:type="dxa"/>
+            <w:tcW w:w="2861" w:type="dxa"/>
             <w:tcBorders>
               <w:top w:val="single" w:sz="4" w:space="0" w:color="BFBFBF"/>
               <w:start w:val="single" w:sz="4" w:space="0" w:color="BFBFBF"/>
@@ -1990,7 +1966,7 @@
         </w:tc>
         <w:tc>
           <w:tcPr>
-            <w:tcW w:w="1899" w:type="dxa"/>
+            <w:tcW w:w="1898" w:type="dxa"/>
             <w:tcBorders>
               <w:top w:val="single" w:sz="4" w:space="0" w:color="BFBFBF"/>
               <w:start w:val="single" w:sz="4" w:space="0" w:color="BFBFBF"/>
@@ -2018,7 +1994,7 @@
         </w:tc>
         <w:tc>
           <w:tcPr>
-            <w:tcW w:w="2860" w:type="dxa"/>
+            <w:tcW w:w="2861" w:type="dxa"/>
             <w:tcBorders>
               <w:top w:val="single" w:sz="4" w:space="0" w:color="BFBFBF"/>
               <w:start w:val="single" w:sz="4" w:space="0" w:color="BFBFBF"/>
@@ -2135,7 +2111,7 @@
         </w:tc>
         <w:tc>
           <w:tcPr>
-            <w:tcW w:w="1899" w:type="dxa"/>
+            <w:tcW w:w="1898" w:type="dxa"/>
             <w:tcBorders>
               <w:top w:val="single" w:sz="4" w:space="0" w:color="BFBFBF"/>
               <w:start w:val="single" w:sz="4" w:space="0" w:color="BFBFBF"/>
@@ -2163,7 +2139,7 @@
         </w:tc>
         <w:tc>
           <w:tcPr>
-            <w:tcW w:w="2860" w:type="dxa"/>
+            <w:tcW w:w="2861" w:type="dxa"/>
             <w:tcBorders>
               <w:top w:val="single" w:sz="4" w:space="0" w:color="BFBFBF"/>
               <w:start w:val="single" w:sz="4" w:space="0" w:color="BFBFBF"/>
@@ -2280,7 +2256,7 @@
         </w:tc>
         <w:tc>
           <w:tcPr>
-            <w:tcW w:w="1899" w:type="dxa"/>
+            <w:tcW w:w="1898" w:type="dxa"/>
             <w:tcBorders>
               <w:top w:val="single" w:sz="4" w:space="0" w:color="BFBFBF"/>
               <w:start w:val="single" w:sz="4" w:space="0" w:color="BFBFBF"/>
@@ -2308,7 +2284,7 @@
         </w:tc>
         <w:tc>
           <w:tcPr>
-            <w:tcW w:w="2860" w:type="dxa"/>
+            <w:tcW w:w="2861" w:type="dxa"/>
             <w:tcBorders>
               <w:top w:val="single" w:sz="4" w:space="0" w:color="BFBFBF"/>
               <w:start w:val="single" w:sz="4" w:space="0" w:color="BFBFBF"/>
@@ -2428,7 +2404,7 @@
         </w:tc>
         <w:tc>
           <w:tcPr>
-            <w:tcW w:w="1899" w:type="dxa"/>
+            <w:tcW w:w="1898" w:type="dxa"/>
             <w:tcBorders>
               <w:top w:val="single" w:sz="4" w:space="0" w:color="BFBFBF"/>
               <w:start w:val="single" w:sz="4" w:space="0" w:color="BFBFBF"/>
@@ -2459,7 +2435,7 @@
         </w:tc>
         <w:tc>
           <w:tcPr>
-            <w:tcW w:w="2860" w:type="dxa"/>
+            <w:tcW w:w="2861" w:type="dxa"/>
             <w:tcBorders>
               <w:top w:val="single" w:sz="4" w:space="0" w:color="BFBFBF"/>
               <w:start w:val="single" w:sz="4" w:space="0" w:color="BFBFBF"/>
@@ -2585,7 +2561,7 @@
         </w:tc>
         <w:tc>
           <w:tcPr>
-            <w:tcW w:w="1899" w:type="dxa"/>
+            <w:tcW w:w="1898" w:type="dxa"/>
             <w:tcBorders>
               <w:top w:val="single" w:sz="4" w:space="0" w:color="BFBFBF"/>
               <w:start w:val="single" w:sz="4" w:space="0" w:color="BFBFBF"/>
@@ -2613,7 +2589,7 @@
         </w:tc>
         <w:tc>
           <w:tcPr>
-            <w:tcW w:w="2860" w:type="dxa"/>
+            <w:tcW w:w="2861" w:type="dxa"/>
             <w:tcBorders>
               <w:top w:val="single" w:sz="4" w:space="0" w:color="BFBFBF"/>
               <w:start w:val="single" w:sz="4" w:space="0" w:color="BFBFBF"/>
@@ -2730,7 +2706,7 @@
         </w:tc>
         <w:tc>
           <w:tcPr>
-            <w:tcW w:w="1899" w:type="dxa"/>
+            <w:tcW w:w="1898" w:type="dxa"/>
             <w:tcBorders>
               <w:top w:val="single" w:sz="4" w:space="0" w:color="BFBFBF"/>
               <w:start w:val="single" w:sz="4" w:space="0" w:color="BFBFBF"/>
@@ -2758,7 +2734,7 @@
         </w:tc>
         <w:tc>
           <w:tcPr>
-            <w:tcW w:w="2860" w:type="dxa"/>
+            <w:tcW w:w="2861" w:type="dxa"/>
             <w:tcBorders>
               <w:top w:val="single" w:sz="4" w:space="0" w:color="BFBFBF"/>
               <w:start w:val="single" w:sz="4" w:space="0" w:color="BFBFBF"/>
@@ -2875,7 +2851,7 @@
         </w:tc>
         <w:tc>
           <w:tcPr>
-            <w:tcW w:w="1899" w:type="dxa"/>
+            <w:tcW w:w="1898" w:type="dxa"/>
             <w:tcBorders>
               <w:top w:val="single" w:sz="4" w:space="0" w:color="BFBFBF"/>
               <w:start w:val="single" w:sz="4" w:space="0" w:color="BFBFBF"/>
@@ -2903,7 +2879,7 @@
         </w:tc>
         <w:tc>
           <w:tcPr>
-            <w:tcW w:w="2860" w:type="dxa"/>
+            <w:tcW w:w="2861" w:type="dxa"/>
             <w:tcBorders>
               <w:top w:val="single" w:sz="4" w:space="0" w:color="BFBFBF"/>
               <w:start w:val="single" w:sz="4" w:space="0" w:color="BFBFBF"/>
@@ -3020,7 +2996,7 @@
         </w:tc>
         <w:tc>
           <w:tcPr>
-            <w:tcW w:w="1899" w:type="dxa"/>
+            <w:tcW w:w="1898" w:type="dxa"/>
             <w:tcBorders>
               <w:top w:val="single" w:sz="4" w:space="0" w:color="BFBFBF"/>
               <w:start w:val="single" w:sz="4" w:space="0" w:color="BFBFBF"/>
@@ -3048,7 +3024,7 @@
         </w:tc>
         <w:tc>
           <w:tcPr>
-            <w:tcW w:w="2860" w:type="dxa"/>
+            <w:tcW w:w="2861" w:type="dxa"/>
             <w:tcBorders>
               <w:top w:val="single" w:sz="4" w:space="0" w:color="BFBFBF"/>
               <w:start w:val="single" w:sz="4" w:space="0" w:color="BFBFBF"/>
@@ -3165,7 +3141,7 @@
         </w:tc>
         <w:tc>
           <w:tcPr>
-            <w:tcW w:w="1899" w:type="dxa"/>
+            <w:tcW w:w="1898" w:type="dxa"/>
             <w:tcBorders>
               <w:top w:val="single" w:sz="4" w:space="0" w:color="BFBFBF"/>
               <w:start w:val="single" w:sz="4" w:space="0" w:color="BFBFBF"/>
@@ -3193,7 +3169,7 @@
         </w:tc>
         <w:tc>
           <w:tcPr>
-            <w:tcW w:w="2860" w:type="dxa"/>
+            <w:tcW w:w="2861" w:type="dxa"/>
             <w:tcBorders>
               <w:top w:val="single" w:sz="4" w:space="0" w:color="BFBFBF"/>
               <w:start w:val="single" w:sz="4" w:space="0" w:color="BFBFBF"/>
@@ -3309,7 +3285,7 @@
         </w:tc>
         <w:tc>
           <w:tcPr>
-            <w:tcW w:w="1899" w:type="dxa"/>
+            <w:tcW w:w="1898" w:type="dxa"/>
             <w:tcBorders>
               <w:top w:val="single" w:sz="4" w:space="0" w:color="BFBFBF"/>
               <w:start w:val="single" w:sz="4" w:space="0" w:color="BFBFBF"/>
@@ -3336,7 +3312,7 @@
         </w:tc>
         <w:tc>
           <w:tcPr>
-            <w:tcW w:w="2860" w:type="dxa"/>
+            <w:tcW w:w="2861" w:type="dxa"/>
             <w:tcBorders>
               <w:top w:val="single" w:sz="4" w:space="0" w:color="BFBFBF"/>
               <w:start w:val="single" w:sz="4" w:space="0" w:color="BFBFBF"/>
@@ -3438,6 +3414,7 @@
           <w:numId w:val="0"/>
         </w:numPr>
         <w:spacing w:lineRule="auto" w:line="276" w:before="200" w:after="60"/>
+        <w:ind w:hanging="0" w:start="0"/>
         <w:jc w:val="start"/>
         <w:outlineLvl w:val="1"/>
         <w:rPr/>
@@ -3482,6 +3459,7 @@
           <w:numId w:val="0"/>
         </w:numPr>
         <w:spacing w:lineRule="auto" w:line="276" w:before="200" w:after="60"/>
+        <w:ind w:hanging="0" w:start="0"/>
         <w:jc w:val="start"/>
         <w:outlineLvl w:val="1"/>
         <w:rPr/>
@@ -3526,6 +3504,7 @@
           <w:numId w:val="0"/>
         </w:numPr>
         <w:spacing w:lineRule="auto" w:line="276" w:before="200" w:after="60"/>
+        <w:ind w:hanging="0" w:start="0"/>
         <w:jc w:val="start"/>
         <w:outlineLvl w:val="1"/>
         <w:rPr/>
@@ -3620,8 +3599,8 @@
         <w:tblLook w:noHBand="0" w:noVBand="1" w:firstColumn="0" w:lastRow="0" w:lastColumn="0" w:firstRow="1" w:val="0420"/>
       </w:tblPr>
       <w:tblGrid>
-        <w:gridCol w:w="5399"/>
-        <w:gridCol w:w="3961"/>
+        <w:gridCol w:w="5398"/>
+        <w:gridCol w:w="3962"/>
       </w:tblGrid>
       <w:tr>
         <w:trPr>
@@ -3630,7 +3609,7 @@
         </w:trPr>
         <w:tc>
           <w:tcPr>
-            <w:tcW w:w="5399" w:type="dxa"/>
+            <w:tcW w:w="5398" w:type="dxa"/>
             <w:tcBorders>
               <w:top w:val="single" w:sz="4" w:space="0" w:color="BFBFBF"/>
               <w:start w:val="single" w:sz="4" w:space="0" w:color="BFBFBF"/>
@@ -3661,7 +3640,7 @@
         </w:tc>
         <w:tc>
           <w:tcPr>
-            <w:tcW w:w="3961" w:type="dxa"/>
+            <w:tcW w:w="3962" w:type="dxa"/>
             <w:tcBorders>
               <w:top w:val="single" w:sz="4" w:space="0" w:color="BFBFBF"/>
               <w:start w:val="single" w:sz="4" w:space="0" w:color="BFBFBF"/>
@@ -3697,7 +3676,7 @@
         </w:trPr>
         <w:tc>
           <w:tcPr>
-            <w:tcW w:w="5399" w:type="dxa"/>
+            <w:tcW w:w="5398" w:type="dxa"/>
             <w:tcBorders>
               <w:top w:val="single" w:sz="4" w:space="0" w:color="BFBFBF"/>
               <w:start w:val="single" w:sz="4" w:space="0" w:color="BFBFBF"/>
@@ -3725,7 +3704,7 @@
         </w:tc>
         <w:tc>
           <w:tcPr>
-            <w:tcW w:w="3961" w:type="dxa"/>
+            <w:tcW w:w="3962" w:type="dxa"/>
             <w:tcBorders>
               <w:top w:val="single" w:sz="4" w:space="0" w:color="BFBFBF"/>
               <w:start w:val="single" w:sz="4" w:space="0" w:color="BFBFBF"/>
@@ -3758,7 +3737,7 @@
         </w:trPr>
         <w:tc>
           <w:tcPr>
-            <w:tcW w:w="5399" w:type="dxa"/>
+            <w:tcW w:w="5398" w:type="dxa"/>
             <w:tcBorders>
               <w:top w:val="single" w:sz="4" w:space="0" w:color="BFBFBF"/>
               <w:start w:val="single" w:sz="4" w:space="0" w:color="BFBFBF"/>
@@ -3786,7 +3765,7 @@
         </w:tc>
         <w:tc>
           <w:tcPr>
-            <w:tcW w:w="3961" w:type="dxa"/>
+            <w:tcW w:w="3962" w:type="dxa"/>
             <w:tcBorders>
               <w:top w:val="single" w:sz="4" w:space="0" w:color="BFBFBF"/>
               <w:start w:val="single" w:sz="4" w:space="0" w:color="BFBFBF"/>
@@ -3819,7 +3798,7 @@
         </w:trPr>
         <w:tc>
           <w:tcPr>
-            <w:tcW w:w="5399" w:type="dxa"/>
+            <w:tcW w:w="5398" w:type="dxa"/>
             <w:tcBorders>
               <w:top w:val="single" w:sz="4" w:space="0" w:color="BFBFBF"/>
               <w:start w:val="single" w:sz="4" w:space="0" w:color="BFBFBF"/>
@@ -3847,7 +3826,7 @@
         </w:tc>
         <w:tc>
           <w:tcPr>
-            <w:tcW w:w="3961" w:type="dxa"/>
+            <w:tcW w:w="3962" w:type="dxa"/>
             <w:tcBorders>
               <w:top w:val="single" w:sz="4" w:space="0" w:color="BFBFBF"/>
               <w:start w:val="single" w:sz="4" w:space="0" w:color="BFBFBF"/>
@@ -3880,7 +3859,7 @@
         </w:trPr>
         <w:tc>
           <w:tcPr>
-            <w:tcW w:w="5399" w:type="dxa"/>
+            <w:tcW w:w="5398" w:type="dxa"/>
             <w:tcBorders>
               <w:top w:val="single" w:sz="4" w:space="0" w:color="BFBFBF"/>
               <w:start w:val="single" w:sz="4" w:space="0" w:color="BFBFBF"/>
@@ -3908,7 +3887,7 @@
         </w:tc>
         <w:tc>
           <w:tcPr>
-            <w:tcW w:w="3961" w:type="dxa"/>
+            <w:tcW w:w="3962" w:type="dxa"/>
             <w:tcBorders>
               <w:top w:val="single" w:sz="4" w:space="0" w:color="BFBFBF"/>
               <w:start w:val="single" w:sz="4" w:space="0" w:color="BFBFBF"/>
@@ -3941,7 +3920,7 @@
         </w:trPr>
         <w:tc>
           <w:tcPr>
-            <w:tcW w:w="5399" w:type="dxa"/>
+            <w:tcW w:w="5398" w:type="dxa"/>
             <w:tcBorders>
               <w:top w:val="single" w:sz="4" w:space="0" w:color="BFBFBF"/>
               <w:start w:val="single" w:sz="4" w:space="0" w:color="BFBFBF"/>
@@ -3969,7 +3948,7 @@
         </w:tc>
         <w:tc>
           <w:tcPr>
-            <w:tcW w:w="3961" w:type="dxa"/>
+            <w:tcW w:w="3962" w:type="dxa"/>
             <w:tcBorders>
               <w:top w:val="single" w:sz="4" w:space="0" w:color="BFBFBF"/>
               <w:start w:val="single" w:sz="4" w:space="0" w:color="BFBFBF"/>
@@ -4002,7 +3981,7 @@
         </w:trPr>
         <w:tc>
           <w:tcPr>
-            <w:tcW w:w="5399" w:type="dxa"/>
+            <w:tcW w:w="5398" w:type="dxa"/>
             <w:tcBorders>
               <w:top w:val="single" w:sz="4" w:space="0" w:color="BFBFBF"/>
               <w:start w:val="single" w:sz="4" w:space="0" w:color="BFBFBF"/>
@@ -4030,7 +4009,7 @@
         </w:tc>
         <w:tc>
           <w:tcPr>
-            <w:tcW w:w="3961" w:type="dxa"/>
+            <w:tcW w:w="3962" w:type="dxa"/>
             <w:tcBorders>
               <w:top w:val="single" w:sz="4" w:space="0" w:color="BFBFBF"/>
               <w:start w:val="single" w:sz="4" w:space="0" w:color="BFBFBF"/>
@@ -4063,7 +4042,7 @@
         </w:trPr>
         <w:tc>
           <w:tcPr>
-            <w:tcW w:w="5399" w:type="dxa"/>
+            <w:tcW w:w="5398" w:type="dxa"/>
             <w:tcBorders>
               <w:top w:val="single" w:sz="4" w:space="0" w:color="BFBFBF"/>
               <w:start w:val="single" w:sz="4" w:space="0" w:color="BFBFBF"/>
@@ -4091,7 +4070,7 @@
         </w:tc>
         <w:tc>
           <w:tcPr>
-            <w:tcW w:w="3961" w:type="dxa"/>
+            <w:tcW w:w="3962" w:type="dxa"/>
             <w:tcBorders>
               <w:top w:val="single" w:sz="4" w:space="0" w:color="BFBFBF"/>
               <w:start w:val="single" w:sz="4" w:space="0" w:color="BFBFBF"/>
@@ -4124,7 +4103,7 @@
         </w:trPr>
         <w:tc>
           <w:tcPr>
-            <w:tcW w:w="5399" w:type="dxa"/>
+            <w:tcW w:w="5398" w:type="dxa"/>
             <w:tcBorders>
               <w:top w:val="single" w:sz="4" w:space="0" w:color="BFBFBF"/>
               <w:start w:val="single" w:sz="4" w:space="0" w:color="BFBFBF"/>
@@ -4152,7 +4131,7 @@
         </w:tc>
         <w:tc>
           <w:tcPr>
-            <w:tcW w:w="3961" w:type="dxa"/>
+            <w:tcW w:w="3962" w:type="dxa"/>
             <w:tcBorders>
               <w:top w:val="single" w:sz="4" w:space="0" w:color="BFBFBF"/>
               <w:start w:val="single" w:sz="4" w:space="0" w:color="BFBFBF"/>
@@ -4185,7 +4164,7 @@
         </w:trPr>
         <w:tc>
           <w:tcPr>
-            <w:tcW w:w="5399" w:type="dxa"/>
+            <w:tcW w:w="5398" w:type="dxa"/>
             <w:tcBorders>
               <w:top w:val="single" w:sz="4" w:space="0" w:color="BFBFBF"/>
               <w:start w:val="single" w:sz="4" w:space="0" w:color="BFBFBF"/>
@@ -4212,7 +4191,7 @@
         </w:tc>
         <w:tc>
           <w:tcPr>
-            <w:tcW w:w="3961" w:type="dxa"/>
+            <w:tcW w:w="3962" w:type="dxa"/>
             <w:tcBorders>
               <w:top w:val="single" w:sz="4" w:space="0" w:color="BFBFBF"/>
               <w:start w:val="single" w:sz="4" w:space="0" w:color="BFBFBF"/>
@@ -4248,6 +4227,7 @@
           <w:numId w:val="0"/>
         </w:numPr>
         <w:spacing w:lineRule="auto" w:line="276" w:before="360" w:after="120"/>
+        <w:ind w:hanging="0" w:start="0"/>
         <w:jc w:val="center"/>
         <w:outlineLvl w:val="0"/>
         <w:rPr/>
@@ -4325,8 +4305,8 @@
       <w:tblGrid>
         <w:gridCol w:w="1300"/>
         <w:gridCol w:w="1800"/>
-        <w:gridCol w:w="2799"/>
-        <w:gridCol w:w="1731"/>
+        <w:gridCol w:w="2798"/>
+        <w:gridCol w:w="1732"/>
         <w:gridCol w:w="1730"/>
       </w:tblGrid>
       <w:tr>
@@ -4398,7 +4378,7 @@
         </w:tc>
         <w:tc>
           <w:tcPr>
-            <w:tcW w:w="2799" w:type="dxa"/>
+            <w:tcW w:w="2798" w:type="dxa"/>
             <w:tcBorders>
               <w:top w:val="single" w:sz="4" w:space="0" w:color="BFBFBF"/>
               <w:start w:val="single" w:sz="4" w:space="0" w:color="BFBFBF"/>
@@ -4429,7 +4409,7 @@
         </w:tc>
         <w:tc>
           <w:tcPr>
-            <w:tcW w:w="1731" w:type="dxa"/>
+            <w:tcW w:w="1732" w:type="dxa"/>
             <w:tcBorders>
               <w:top w:val="single" w:sz="4" w:space="0" w:color="BFBFBF"/>
               <w:start w:val="single" w:sz="4" w:space="0" w:color="BFBFBF"/>
@@ -4552,7 +4532,7 @@
         </w:tc>
         <w:tc>
           <w:tcPr>
-            <w:tcW w:w="2799" w:type="dxa"/>
+            <w:tcW w:w="2798" w:type="dxa"/>
             <w:tcBorders>
               <w:top w:val="single" w:sz="4" w:space="0" w:color="BFBFBF"/>
               <w:start w:val="single" w:sz="4" w:space="0" w:color="BFBFBF"/>
@@ -4580,7 +4560,7 @@
         </w:tc>
         <w:tc>
           <w:tcPr>
-            <w:tcW w:w="1731" w:type="dxa"/>
+            <w:tcW w:w="1732" w:type="dxa"/>
             <w:tcBorders>
               <w:top w:val="single" w:sz="4" w:space="0" w:color="BFBFBF"/>
               <w:start w:val="single" w:sz="4" w:space="0" w:color="BFBFBF"/>
@@ -4703,7 +4683,7 @@
         </w:tc>
         <w:tc>
           <w:tcPr>
-            <w:tcW w:w="2799" w:type="dxa"/>
+            <w:tcW w:w="2798" w:type="dxa"/>
             <w:tcBorders>
               <w:top w:val="single" w:sz="4" w:space="0" w:color="BFBFBF"/>
               <w:start w:val="single" w:sz="4" w:space="0" w:color="BFBFBF"/>
@@ -4734,7 +4714,7 @@
         </w:tc>
         <w:tc>
           <w:tcPr>
-            <w:tcW w:w="1731" w:type="dxa"/>
+            <w:tcW w:w="1732" w:type="dxa"/>
             <w:tcBorders>
               <w:top w:val="single" w:sz="4" w:space="0" w:color="BFBFBF"/>
               <w:start w:val="single" w:sz="4" w:space="0" w:color="BFBFBF"/>
@@ -4855,7 +4835,7 @@
         </w:tc>
         <w:tc>
           <w:tcPr>
-            <w:tcW w:w="2799" w:type="dxa"/>
+            <w:tcW w:w="2798" w:type="dxa"/>
             <w:tcBorders>
               <w:top w:val="single" w:sz="4" w:space="0" w:color="BFBFBF"/>
               <w:start w:val="single" w:sz="4" w:space="0" w:color="BFBFBF"/>
@@ -4882,7 +4862,7 @@
         </w:tc>
         <w:tc>
           <w:tcPr>
-            <w:tcW w:w="1731" w:type="dxa"/>
+            <w:tcW w:w="1732" w:type="dxa"/>
             <w:tcBorders>
               <w:top w:val="single" w:sz="4" w:space="0" w:color="BFBFBF"/>
               <w:start w:val="single" w:sz="4" w:space="0" w:color="BFBFBF"/>
@@ -4945,6 +4925,7 @@
           <w:numId w:val="0"/>
         </w:numPr>
         <w:spacing w:lineRule="auto" w:line="276" w:before="360" w:after="120"/>
+        <w:ind w:hanging="0" w:start="0"/>
         <w:jc w:val="center"/>
         <w:outlineLvl w:val="0"/>
         <w:rPr/>
@@ -5051,31 +5032,7 @@
       </w:r>
       <w:r>
         <w:rPr/>
-        <w:t xml:space="preserve"> en la iteración 11 y ya no cambia. La curva es plana por tres razones: el elitismo impide que el mejor fitness baje, </w:t>
-      </w:r>
-      <w:r>
-        <w:rPr/>
-        <w:t>también</w:t>
-      </w:r>
-      <w:r>
-        <w:rPr/>
-        <w:t xml:space="preserve"> el espacio tiene solo 64 cromosomas, así que una vez encontrada la mejor combinación no hay nada mejor que descubrir, y </w:t>
-      </w:r>
-      <w:r>
-        <w:rPr/>
-        <w:t>por ultimo</w:t>
-      </w:r>
-      <w:r>
-        <w:rPr/>
-        <w:t xml:space="preserve"> 1189 es el óptimo global (se compro</w:t>
-      </w:r>
-      <w:r>
-        <w:rPr/>
-        <w:t>bó con fuerza bruta</w:t>
-      </w:r>
-      <w:r>
-        <w:rPr/>
-        <w:t>). La línea plana indica entonces convergencia al óptimo.</w:t>
+        <w:t xml:space="preserve"> en la iteración 11 y ya no cambia. La curva es plana por tres razones: el elitismo impide que el mejor fitness baje, también el espacio tiene solo 64 cromosomas, así que una vez encontrada la mejor combinación no hay nada mejor que descubrir, y por ultimo 1189 es el óptimo global (se comprobó con fuerza bruta). La línea plana indica entonces convergencia al óptimo.</w:t>
       </w:r>
     </w:p>
     <w:p>
@@ -5087,6 +5044,7 @@
           <w:numId w:val="0"/>
         </w:numPr>
         <w:spacing w:lineRule="auto" w:line="276" w:before="360" w:after="120"/>
+        <w:ind w:hanging="0" w:start="0"/>
         <w:jc w:val="center"/>
         <w:outlineLvl w:val="0"/>
         <w:rPr/>
@@ -5184,8 +5142,8 @@
         <w:tblLook w:noHBand="0" w:noVBand="1" w:firstColumn="0" w:lastRow="0" w:lastColumn="0" w:firstRow="1" w:val="0420"/>
       </w:tblPr>
       <w:tblGrid>
-        <w:gridCol w:w="1699"/>
-        <w:gridCol w:w="2801"/>
+        <w:gridCol w:w="1698"/>
+        <w:gridCol w:w="2802"/>
         <w:gridCol w:w="2430"/>
         <w:gridCol w:w="2430"/>
       </w:tblGrid>
@@ -5196,7 +5154,7 @@
         </w:trPr>
         <w:tc>
           <w:tcPr>
-            <w:tcW w:w="1699" w:type="dxa"/>
+            <w:tcW w:w="1698" w:type="dxa"/>
             <w:tcBorders>
               <w:top w:val="single" w:sz="4" w:space="0" w:color="BFBFBF"/>
               <w:start w:val="single" w:sz="4" w:space="0" w:color="BFBFBF"/>
@@ -5227,7 +5185,7 @@
         </w:tc>
         <w:tc>
           <w:tcPr>
-            <w:tcW w:w="2801" w:type="dxa"/>
+            <w:tcW w:w="2802" w:type="dxa"/>
             <w:tcBorders>
               <w:top w:val="single" w:sz="4" w:space="0" w:color="BFBFBF"/>
               <w:start w:val="single" w:sz="4" w:space="0" w:color="BFBFBF"/>
@@ -5325,7 +5283,7 @@
         </w:trPr>
         <w:tc>
           <w:tcPr>
-            <w:tcW w:w="1699" w:type="dxa"/>
+            <w:tcW w:w="1698" w:type="dxa"/>
             <w:tcBorders>
               <w:top w:val="single" w:sz="4" w:space="0" w:color="BFBFBF"/>
               <w:start w:val="single" w:sz="4" w:space="0" w:color="BFBFBF"/>
@@ -5353,7 +5311,7 @@
         </w:tc>
         <w:tc>
           <w:tcPr>
-            <w:tcW w:w="2801" w:type="dxa"/>
+            <w:tcW w:w="2802" w:type="dxa"/>
             <w:tcBorders>
               <w:top w:val="single" w:sz="4" w:space="0" w:color="BFBFBF"/>
               <w:start w:val="single" w:sz="4" w:space="0" w:color="BFBFBF"/>
@@ -5442,7 +5400,7 @@
         </w:trPr>
         <w:tc>
           <w:tcPr>
-            <w:tcW w:w="1699" w:type="dxa"/>
+            <w:tcW w:w="1698" w:type="dxa"/>
             <w:tcBorders>
               <w:top w:val="single" w:sz="4" w:space="0" w:color="BFBFBF"/>
               <w:start w:val="single" w:sz="4" w:space="0" w:color="BFBFBF"/>
@@ -5470,7 +5428,7 @@
         </w:tc>
         <w:tc>
           <w:tcPr>
-            <w:tcW w:w="2801" w:type="dxa"/>
+            <w:tcW w:w="2802" w:type="dxa"/>
             <w:tcBorders>
               <w:top w:val="single" w:sz="4" w:space="0" w:color="BFBFBF"/>
               <w:start w:val="single" w:sz="4" w:space="0" w:color="BFBFBF"/>
@@ -5559,7 +5517,7 @@
         </w:trPr>
         <w:tc>
           <w:tcPr>
-            <w:tcW w:w="1699" w:type="dxa"/>
+            <w:tcW w:w="1698" w:type="dxa"/>
             <w:tcBorders>
               <w:top w:val="single" w:sz="4" w:space="0" w:color="BFBFBF"/>
               <w:start w:val="single" w:sz="4" w:space="0" w:color="BFBFBF"/>
@@ -5587,7 +5545,7 @@
         </w:tc>
         <w:tc>
           <w:tcPr>
-            <w:tcW w:w="2801" w:type="dxa"/>
+            <w:tcW w:w="2802" w:type="dxa"/>
             <w:tcBorders>
               <w:top w:val="single" w:sz="4" w:space="0" w:color="BFBFBF"/>
               <w:start w:val="single" w:sz="4" w:space="0" w:color="BFBFBF"/>
@@ -5676,7 +5634,7 @@
         </w:trPr>
         <w:tc>
           <w:tcPr>
-            <w:tcW w:w="1699" w:type="dxa"/>
+            <w:tcW w:w="1698" w:type="dxa"/>
             <w:tcBorders>
               <w:top w:val="single" w:sz="4" w:space="0" w:color="BFBFBF"/>
               <w:start w:val="single" w:sz="4" w:space="0" w:color="BFBFBF"/>
@@ -5704,7 +5662,7 @@
         </w:tc>
         <w:tc>
           <w:tcPr>
-            <w:tcW w:w="2801" w:type="dxa"/>
+            <w:tcW w:w="2802" w:type="dxa"/>
             <w:tcBorders>
               <w:top w:val="single" w:sz="4" w:space="0" w:color="BFBFBF"/>
               <w:start w:val="single" w:sz="4" w:space="0" w:color="BFBFBF"/>
@@ -5793,7 +5751,7 @@
         </w:trPr>
         <w:tc>
           <w:tcPr>
-            <w:tcW w:w="1699" w:type="dxa"/>
+            <w:tcW w:w="1698" w:type="dxa"/>
             <w:tcBorders>
               <w:top w:val="single" w:sz="4" w:space="0" w:color="BFBFBF"/>
               <w:start w:val="single" w:sz="4" w:space="0" w:color="BFBFBF"/>
@@ -5821,7 +5779,7 @@
         </w:tc>
         <w:tc>
           <w:tcPr>
-            <w:tcW w:w="2801" w:type="dxa"/>
+            <w:tcW w:w="2802" w:type="dxa"/>
             <w:tcBorders>
               <w:top w:val="single" w:sz="4" w:space="0" w:color="BFBFBF"/>
               <w:start w:val="single" w:sz="4" w:space="0" w:color="BFBFBF"/>
@@ -6105,7 +6063,8 @@
           <w:ilvl w:val="0"/>
           <w:numId w:val="0"/>
         </w:numPr>
-        <w:spacing w:lineRule="auto" w:line="276" w:before="360" w:after="120"/>
+        <w:spacing w:lineRule="auto" w:line="276" w:before="0" w:after="120"/>
+        <w:ind w:hanging="0" w:start="0"/>
         <w:jc w:val="center"/>
         <w:outlineLvl w:val="0"/>
         <w:rPr/>
@@ -6115,7 +6074,45 @@
           <w:b/>
           <w:bCs/>
         </w:rPr>
-        <w:t>Anexo. Mejor individuo en las 100 iteraciones</w:t>
+        <w:t xml:space="preserve">Anexo. Mejor individuo en las 100 iteraciones </w:t>
+      </w:r>
+      <w:r>
+        <w:rPr>
+          <w:b/>
+          <w:bCs/>
+        </w:rPr>
+        <w:t>y repositorio</w:t>
+      </w:r>
+    </w:p>
+    <w:p>
+      <w:pPr>
+        <w:pStyle w:val="normal1"/>
+        <w:numPr>
+          <w:ilvl w:val="0"/>
+          <w:numId w:val="0"/>
+        </w:numPr>
+        <w:spacing w:lineRule="auto" w:line="276" w:before="0" w:after="120"/>
+        <w:ind w:hanging="0" w:start="0"/>
+        <w:jc w:val="start"/>
+        <w:outlineLvl w:val="0"/>
+        <w:rPr>
+          <w:b/>
+          <w:bCs/>
+        </w:rPr>
+      </w:pPr>
+      <w:r>
+        <w:rPr>
+          <w:b/>
+          <w:bCs/>
+        </w:rPr>
+        <w:t xml:space="preserve">Enlace repositorio: </w:t>
+      </w:r>
+      <w:r>
+        <w:rPr>
+          <w:b w:val="false"/>
+          <w:bCs w:val="false"/>
+        </w:rPr>
+        <w:t>https://github.com/jcontrerasa9/ag_petrolera</w:t>
       </w:r>
     </w:p>
     <w:p>
@@ -6173,8 +6170,8 @@
       <w:tblGrid>
         <w:gridCol w:w="1300"/>
         <w:gridCol w:w="1800"/>
-        <w:gridCol w:w="2799"/>
-        <w:gridCol w:w="1731"/>
+        <w:gridCol w:w="2798"/>
+        <w:gridCol w:w="1732"/>
         <w:gridCol w:w="1730"/>
       </w:tblGrid>
       <w:tr>
@@ -6244,7 +6241,7 @@
         </w:tc>
         <w:tc>
           <w:tcPr>
-            <w:tcW w:w="2799" w:type="dxa"/>
+            <w:tcW w:w="2798" w:type="dxa"/>
             <w:tcBorders>
               <w:top w:val="single" w:sz="4" w:space="0" w:color="BFBFBF"/>
               <w:start w:val="single" w:sz="4" w:space="0" w:color="BFBFBF"/>
@@ -6274,7 +6271,7 @@
         </w:tc>
         <w:tc>
           <w:tcPr>
-            <w:tcW w:w="1731" w:type="dxa"/>
+            <w:tcW w:w="1732" w:type="dxa"/>
             <w:tcBorders>
               <w:top w:val="single" w:sz="4" w:space="0" w:color="BFBFBF"/>
               <w:start w:val="single" w:sz="4" w:space="0" w:color="BFBFBF"/>
@@ -6399,7 +6396,7 @@
         </w:tc>
         <w:tc>
           <w:tcPr>
-            <w:tcW w:w="2799" w:type="dxa"/>
+            <w:tcW w:w="2798" w:type="dxa"/>
             <w:tcBorders>
               <w:top w:val="single" w:sz="4" w:space="0" w:color="BFBFBF"/>
               <w:start w:val="single" w:sz="4" w:space="0" w:color="BFBFBF"/>
@@ -6429,7 +6426,7 @@
         </w:tc>
         <w:tc>
           <w:tcPr>
-            <w:tcW w:w="1731" w:type="dxa"/>
+            <w:tcW w:w="1732" w:type="dxa"/>
             <w:tcBorders>
               <w:top w:val="single" w:sz="4" w:space="0" w:color="BFBFBF"/>
               <w:start w:val="single" w:sz="4" w:space="0" w:color="BFBFBF"/>
@@ -6548,7 +6545,7 @@
         </w:tc>
         <w:tc>
           <w:tcPr>
-            <w:tcW w:w="2799" w:type="dxa"/>
+            <w:tcW w:w="2798" w:type="dxa"/>
             <w:tcBorders>
               <w:top w:val="single" w:sz="4" w:space="0" w:color="BFBFBF"/>
               <w:start w:val="single" w:sz="4" w:space="0" w:color="BFBFBF"/>
@@ -6575,7 +6572,7 @@
         </w:tc>
         <w:tc>
           <w:tcPr>
-            <w:tcW w:w="1731" w:type="dxa"/>
+            <w:tcW w:w="1732" w:type="dxa"/>
             <w:tcBorders>
               <w:top w:val="single" w:sz="4" w:space="0" w:color="BFBFBF"/>
               <w:start w:val="single" w:sz="4" w:space="0" w:color="BFBFBF"/>
@@ -6688,7 +6685,7 @@
         </w:tc>
         <w:tc>
           <w:tcPr>
-            <w:tcW w:w="2799" w:type="dxa"/>
+            <w:tcW w:w="2798" w:type="dxa"/>
             <w:tcBorders>
               <w:top w:val="single" w:sz="4" w:space="0" w:color="BFBFBF"/>
               <w:start w:val="single" w:sz="4" w:space="0" w:color="BFBFBF"/>
@@ -6715,7 +6712,7 @@
         </w:tc>
         <w:tc>
           <w:tcPr>
-            <w:tcW w:w="1731" w:type="dxa"/>
+            <w:tcW w:w="1732" w:type="dxa"/>
             <w:tcBorders>
               <w:top w:val="single" w:sz="4" w:space="0" w:color="BFBFBF"/>
               <w:start w:val="single" w:sz="4" w:space="0" w:color="BFBFBF"/>
@@ -6828,7 +6825,7 @@
         </w:tc>
         <w:tc>
           <w:tcPr>
-            <w:tcW w:w="2799" w:type="dxa"/>
+            <w:tcW w:w="2798" w:type="dxa"/>
             <w:tcBorders>
               <w:top w:val="single" w:sz="4" w:space="0" w:color="BFBFBF"/>
               <w:start w:val="single" w:sz="4" w:space="0" w:color="BFBFBF"/>
@@ -6855,7 +6852,7 @@
         </w:tc>
         <w:tc>
           <w:tcPr>
-            <w:tcW w:w="1731" w:type="dxa"/>
+            <w:tcW w:w="1732" w:type="dxa"/>
             <w:tcBorders>
               <w:top w:val="single" w:sz="4" w:space="0" w:color="BFBFBF"/>
               <w:start w:val="single" w:sz="4" w:space="0" w:color="BFBFBF"/>
@@ -6968,7 +6965,7 @@
         </w:tc>
         <w:tc>
           <w:tcPr>
-            <w:tcW w:w="2799" w:type="dxa"/>
+            <w:tcW w:w="2798" w:type="dxa"/>
             <w:tcBorders>
               <w:top w:val="single" w:sz="4" w:space="0" w:color="BFBFBF"/>
               <w:start w:val="single" w:sz="4" w:space="0" w:color="BFBFBF"/>
@@ -6995,7 +6992,7 @@
         </w:tc>
         <w:tc>
           <w:tcPr>
-            <w:tcW w:w="1731" w:type="dxa"/>
+            <w:tcW w:w="1732" w:type="dxa"/>
             <w:tcBorders>
               <w:top w:val="single" w:sz="4" w:space="0" w:color="BFBFBF"/>
               <w:start w:val="single" w:sz="4" w:space="0" w:color="BFBFBF"/>
@@ -7108,7 +7105,7 @@
         </w:tc>
         <w:tc>
           <w:tcPr>
-            <w:tcW w:w="2799" w:type="dxa"/>
+            <w:tcW w:w="2798" w:type="dxa"/>
             <w:tcBorders>
               <w:top w:val="single" w:sz="4" w:space="0" w:color="BFBFBF"/>
               <w:start w:val="single" w:sz="4" w:space="0" w:color="BFBFBF"/>
@@ -7135,7 +7132,7 @@
         </w:tc>
         <w:tc>
           <w:tcPr>
-            <w:tcW w:w="1731" w:type="dxa"/>
+            <w:tcW w:w="1732" w:type="dxa"/>
             <w:tcBorders>
               <w:top w:val="single" w:sz="4" w:space="0" w:color="BFBFBF"/>
               <w:start w:val="single" w:sz="4" w:space="0" w:color="BFBFBF"/>
@@ -7248,7 +7245,7 @@
         </w:tc>
         <w:tc>
           <w:tcPr>
-            <w:tcW w:w="2799" w:type="dxa"/>
+            <w:tcW w:w="2798" w:type="dxa"/>
             <w:tcBorders>
               <w:top w:val="single" w:sz="4" w:space="0" w:color="BFBFBF"/>
               <w:start w:val="single" w:sz="4" w:space="0" w:color="BFBFBF"/>
@@ -7275,7 +7272,7 @@
         </w:tc>
         <w:tc>
           <w:tcPr>
-            <w:tcW w:w="1731" w:type="dxa"/>
+            <w:tcW w:w="1732" w:type="dxa"/>
             <w:tcBorders>
               <w:top w:val="single" w:sz="4" w:space="0" w:color="BFBFBF"/>
               <w:start w:val="single" w:sz="4" w:space="0" w:color="BFBFBF"/>
@@ -7388,7 +7385,7 @@
         </w:tc>
         <w:tc>
           <w:tcPr>
-            <w:tcW w:w="2799" w:type="dxa"/>
+            <w:tcW w:w="2798" w:type="dxa"/>
             <w:tcBorders>
               <w:top w:val="single" w:sz="4" w:space="0" w:color="BFBFBF"/>
               <w:start w:val="single" w:sz="4" w:space="0" w:color="BFBFBF"/>
@@ -7415,7 +7412,7 @@
         </w:tc>
         <w:tc>
           <w:tcPr>
-            <w:tcW w:w="1731" w:type="dxa"/>
+            <w:tcW w:w="1732" w:type="dxa"/>
             <w:tcBorders>
               <w:top w:val="single" w:sz="4" w:space="0" w:color="BFBFBF"/>
               <w:start w:val="single" w:sz="4" w:space="0" w:color="BFBFBF"/>
@@ -7528,7 +7525,7 @@
         </w:tc>
         <w:tc>
           <w:tcPr>
-            <w:tcW w:w="2799" w:type="dxa"/>
+            <w:tcW w:w="2798" w:type="dxa"/>
             <w:tcBorders>
               <w:top w:val="single" w:sz="4" w:space="0" w:color="BFBFBF"/>
               <w:start w:val="single" w:sz="4" w:space="0" w:color="BFBFBF"/>
@@ -7555,7 +7552,7 @@
         </w:tc>
         <w:tc>
           <w:tcPr>
-            <w:tcW w:w="1731" w:type="dxa"/>
+            <w:tcW w:w="1732" w:type="dxa"/>
             <w:tcBorders>
               <w:top w:val="single" w:sz="4" w:space="0" w:color="BFBFBF"/>
               <w:start w:val="single" w:sz="4" w:space="0" w:color="BFBFBF"/>
@@ -7668,7 +7665,7 @@
         </w:tc>
         <w:tc>
           <w:tcPr>
-            <w:tcW w:w="2799" w:type="dxa"/>
+            <w:tcW w:w="2798" w:type="dxa"/>
             <w:tcBorders>
               <w:top w:val="single" w:sz="4" w:space="0" w:color="BFBFBF"/>
               <w:start w:val="single" w:sz="4" w:space="0" w:color="BFBFBF"/>
@@ -7695,7 +7692,7 @@
         </w:tc>
         <w:tc>
           <w:tcPr>
-            <w:tcW w:w="1731" w:type="dxa"/>
+            <w:tcW w:w="1732" w:type="dxa"/>
             <w:tcBorders>
               <w:top w:val="single" w:sz="4" w:space="0" w:color="BFBFBF"/>
               <w:start w:val="single" w:sz="4" w:space="0" w:color="BFBFBF"/>
@@ -7814,7 +7811,7 @@
         </w:tc>
         <w:tc>
           <w:tcPr>
-            <w:tcW w:w="2799" w:type="dxa"/>
+            <w:tcW w:w="2798" w:type="dxa"/>
             <w:tcBorders>
               <w:top w:val="single" w:sz="4" w:space="0" w:color="BFBFBF"/>
               <w:start w:val="single" w:sz="4" w:space="0" w:color="BFBFBF"/>
@@ -7844,7 +7841,7 @@
         </w:tc>
         <w:tc>
           <w:tcPr>
-            <w:tcW w:w="1731" w:type="dxa"/>
+            <w:tcW w:w="1732" w:type="dxa"/>
             <w:tcBorders>
               <w:top w:val="single" w:sz="4" w:space="0" w:color="BFBFBF"/>
               <w:start w:val="single" w:sz="4" w:space="0" w:color="BFBFBF"/>
@@ -7963,7 +7960,7 @@
         </w:tc>
         <w:tc>
           <w:tcPr>
-            <w:tcW w:w="2799" w:type="dxa"/>
+            <w:tcW w:w="2798" w:type="dxa"/>
             <w:tcBorders>
               <w:top w:val="single" w:sz="4" w:space="0" w:color="BFBFBF"/>
               <w:start w:val="single" w:sz="4" w:space="0" w:color="BFBFBF"/>
@@ -7990,7 +7987,7 @@
         </w:tc>
         <w:tc>
           <w:tcPr>
-            <w:tcW w:w="1731" w:type="dxa"/>
+            <w:tcW w:w="1732" w:type="dxa"/>
             <w:tcBorders>
               <w:top w:val="single" w:sz="4" w:space="0" w:color="BFBFBF"/>
               <w:start w:val="single" w:sz="4" w:space="0" w:color="BFBFBF"/>
@@ -8103,7 +8100,7 @@
         </w:tc>
         <w:tc>
           <w:tcPr>
-            <w:tcW w:w="2799" w:type="dxa"/>
+            <w:tcW w:w="2798" w:type="dxa"/>
             <w:tcBorders>
               <w:top w:val="single" w:sz="4" w:space="0" w:color="BFBFBF"/>
               <w:start w:val="single" w:sz="4" w:space="0" w:color="BFBFBF"/>
@@ -8130,7 +8127,7 @@
         </w:tc>
         <w:tc>
           <w:tcPr>
-            <w:tcW w:w="1731" w:type="dxa"/>
+            <w:tcW w:w="1732" w:type="dxa"/>
             <w:tcBorders>
               <w:top w:val="single" w:sz="4" w:space="0" w:color="BFBFBF"/>
               <w:start w:val="single" w:sz="4" w:space="0" w:color="BFBFBF"/>
@@ -8243,7 +8240,7 @@
         </w:tc>
         <w:tc>
           <w:tcPr>
-            <w:tcW w:w="2799" w:type="dxa"/>
+            <w:tcW w:w="2798" w:type="dxa"/>
             <w:tcBorders>
               <w:top w:val="single" w:sz="4" w:space="0" w:color="BFBFBF"/>
               <w:start w:val="single" w:sz="4" w:space="0" w:color="BFBFBF"/>
@@ -8270,7 +8267,7 @@
         </w:tc>
         <w:tc>
           <w:tcPr>
-            <w:tcW w:w="1731" w:type="dxa"/>
+            <w:tcW w:w="1732" w:type="dxa"/>
             <w:tcBorders>
               <w:top w:val="single" w:sz="4" w:space="0" w:color="BFBFBF"/>
               <w:start w:val="single" w:sz="4" w:space="0" w:color="BFBFBF"/>
@@ -8383,7 +8380,7 @@
         </w:tc>
         <w:tc>
           <w:tcPr>
-            <w:tcW w:w="2799" w:type="dxa"/>
+            <w:tcW w:w="2798" w:type="dxa"/>
             <w:tcBorders>
               <w:top w:val="single" w:sz="4" w:space="0" w:color="BFBFBF"/>
               <w:start w:val="single" w:sz="4" w:space="0" w:color="BFBFBF"/>
@@ -8410,7 +8407,7 @@
         </w:tc>
         <w:tc>
           <w:tcPr>
-            <w:tcW w:w="1731" w:type="dxa"/>
+            <w:tcW w:w="1732" w:type="dxa"/>
             <w:tcBorders>
               <w:top w:val="single" w:sz="4" w:space="0" w:color="BFBFBF"/>
               <w:start w:val="single" w:sz="4" w:space="0" w:color="BFBFBF"/>
@@ -8523,7 +8520,7 @@
         </w:tc>
         <w:tc>
           <w:tcPr>
-            <w:tcW w:w="2799" w:type="dxa"/>
+            <w:tcW w:w="2798" w:type="dxa"/>
             <w:tcBorders>
               <w:top w:val="single" w:sz="4" w:space="0" w:color="BFBFBF"/>
               <w:start w:val="single" w:sz="4" w:space="0" w:color="BFBFBF"/>
@@ -8550,7 +8547,7 @@
         </w:tc>
         <w:tc>
           <w:tcPr>
-            <w:tcW w:w="1731" w:type="dxa"/>
+            <w:tcW w:w="1732" w:type="dxa"/>
             <w:tcBorders>
               <w:top w:val="single" w:sz="4" w:space="0" w:color="BFBFBF"/>
               <w:start w:val="single" w:sz="4" w:space="0" w:color="BFBFBF"/>
@@ -8663,7 +8660,7 @@
         </w:tc>
         <w:tc>
           <w:tcPr>
-            <w:tcW w:w="2799" w:type="dxa"/>
+            <w:tcW w:w="2798" w:type="dxa"/>
             <w:tcBorders>
               <w:top w:val="single" w:sz="4" w:space="0" w:color="BFBFBF"/>
               <w:start w:val="single" w:sz="4" w:space="0" w:color="BFBFBF"/>
@@ -8690,7 +8687,7 @@
         </w:tc>
         <w:tc>
           <w:tcPr>
-            <w:tcW w:w="1731" w:type="dxa"/>
+            <w:tcW w:w="1732" w:type="dxa"/>
             <w:tcBorders>
               <w:top w:val="single" w:sz="4" w:space="0" w:color="BFBFBF"/>
               <w:start w:val="single" w:sz="4" w:space="0" w:color="BFBFBF"/>
@@ -8803,7 +8800,7 @@
         </w:tc>
         <w:tc>
           <w:tcPr>
-            <w:tcW w:w="2799" w:type="dxa"/>
+            <w:tcW w:w="2798" w:type="dxa"/>
             <w:tcBorders>
               <w:top w:val="single" w:sz="4" w:space="0" w:color="BFBFBF"/>
               <w:start w:val="single" w:sz="4" w:space="0" w:color="BFBFBF"/>
@@ -8830,7 +8827,7 @@
         </w:tc>
         <w:tc>
           <w:tcPr>
-            <w:tcW w:w="1731" w:type="dxa"/>
+            <w:tcW w:w="1732" w:type="dxa"/>
             <w:tcBorders>
               <w:top w:val="single" w:sz="4" w:space="0" w:color="BFBFBF"/>
               <w:start w:val="single" w:sz="4" w:space="0" w:color="BFBFBF"/>
@@ -8943,7 +8940,7 @@
         </w:tc>
         <w:tc>
           <w:tcPr>
-            <w:tcW w:w="2799" w:type="dxa"/>
+            <w:tcW w:w="2798" w:type="dxa"/>
             <w:tcBorders>
               <w:top w:val="single" w:sz="4" w:space="0" w:color="BFBFBF"/>
               <w:start w:val="single" w:sz="4" w:space="0" w:color="BFBFBF"/>
@@ -8970,7 +8967,7 @@
         </w:tc>
         <w:tc>
           <w:tcPr>
-            <w:tcW w:w="1731" w:type="dxa"/>
+            <w:tcW w:w="1732" w:type="dxa"/>
             <w:tcBorders>
               <w:top w:val="single" w:sz="4" w:space="0" w:color="BFBFBF"/>
               <w:start w:val="single" w:sz="4" w:space="0" w:color="BFBFBF"/>
@@ -9083,7 +9080,7 @@
         </w:tc>
         <w:tc>
           <w:tcPr>
-            <w:tcW w:w="2799" w:type="dxa"/>
+            <w:tcW w:w="2798" w:type="dxa"/>
             <w:tcBorders>
               <w:top w:val="single" w:sz="4" w:space="0" w:color="BFBFBF"/>
               <w:start w:val="single" w:sz="4" w:space="0" w:color="BFBFBF"/>
@@ -9110,7 +9107,7 @@
         </w:tc>
         <w:tc>
           <w:tcPr>
-            <w:tcW w:w="1731" w:type="dxa"/>
+            <w:tcW w:w="1732" w:type="dxa"/>
             <w:tcBorders>
               <w:top w:val="single" w:sz="4" w:space="0" w:color="BFBFBF"/>
               <w:start w:val="single" w:sz="4" w:space="0" w:color="BFBFBF"/>
@@ -9223,7 +9220,7 @@
         </w:tc>
         <w:tc>
           <w:tcPr>
-            <w:tcW w:w="2799" w:type="dxa"/>
+            <w:tcW w:w="2798" w:type="dxa"/>
             <w:tcBorders>
               <w:top w:val="single" w:sz="4" w:space="0" w:color="BFBFBF"/>
               <w:start w:val="single" w:sz="4" w:space="0" w:color="BFBFBF"/>
@@ -9250,7 +9247,7 @@
         </w:tc>
         <w:tc>
           <w:tcPr>
-            <w:tcW w:w="1731" w:type="dxa"/>
+            <w:tcW w:w="1732" w:type="dxa"/>
             <w:tcBorders>
               <w:top w:val="single" w:sz="4" w:space="0" w:color="BFBFBF"/>
               <w:start w:val="single" w:sz="4" w:space="0" w:color="BFBFBF"/>
@@ -9363,7 +9360,7 @@
         </w:tc>
         <w:tc>
           <w:tcPr>
-            <w:tcW w:w="2799" w:type="dxa"/>
+            <w:tcW w:w="2798" w:type="dxa"/>
             <w:tcBorders>
               <w:top w:val="single" w:sz="4" w:space="0" w:color="BFBFBF"/>
               <w:start w:val="single" w:sz="4" w:space="0" w:color="BFBFBF"/>
@@ -9390,7 +9387,7 @@
         </w:tc>
         <w:tc>
           <w:tcPr>
-            <w:tcW w:w="1731" w:type="dxa"/>
+            <w:tcW w:w="1732" w:type="dxa"/>
             <w:tcBorders>
               <w:top w:val="single" w:sz="4" w:space="0" w:color="BFBFBF"/>
               <w:start w:val="single" w:sz="4" w:space="0" w:color="BFBFBF"/>
@@ -9503,7 +9500,7 @@
         </w:tc>
         <w:tc>
           <w:tcPr>
-            <w:tcW w:w="2799" w:type="dxa"/>
+            <w:tcW w:w="2798" w:type="dxa"/>
             <w:tcBorders>
               <w:top w:val="single" w:sz="4" w:space="0" w:color="BFBFBF"/>
               <w:start w:val="single" w:sz="4" w:space="0" w:color="BFBFBF"/>
@@ -9530,7 +9527,7 @@
         </w:tc>
         <w:tc>
           <w:tcPr>
-            <w:tcW w:w="1731" w:type="dxa"/>
+            <w:tcW w:w="1732" w:type="dxa"/>
             <w:tcBorders>
               <w:top w:val="single" w:sz="4" w:space="0" w:color="BFBFBF"/>
               <w:start w:val="single" w:sz="4" w:space="0" w:color="BFBFBF"/>
@@ -9643,7 +9640,7 @@
         </w:tc>
         <w:tc>
           <w:tcPr>
-            <w:tcW w:w="2799" w:type="dxa"/>
+            <w:tcW w:w="2798" w:type="dxa"/>
             <w:tcBorders>
               <w:top w:val="single" w:sz="4" w:space="0" w:color="BFBFBF"/>
               <w:start w:val="single" w:sz="4" w:space="0" w:color="BFBFBF"/>
@@ -9670,7 +9667,7 @@
         </w:tc>
         <w:tc>
           <w:tcPr>
-            <w:tcW w:w="1731" w:type="dxa"/>
+            <w:tcW w:w="1732" w:type="dxa"/>
             <w:tcBorders>
               <w:top w:val="single" w:sz="4" w:space="0" w:color="BFBFBF"/>
               <w:start w:val="single" w:sz="4" w:space="0" w:color="BFBFBF"/>
@@ -9783,7 +9780,7 @@
         </w:tc>
         <w:tc>
           <w:tcPr>
-            <w:tcW w:w="2799" w:type="dxa"/>
+            <w:tcW w:w="2798" w:type="dxa"/>
             <w:tcBorders>
               <w:top w:val="single" w:sz="4" w:space="0" w:color="BFBFBF"/>
               <w:start w:val="single" w:sz="4" w:space="0" w:color="BFBFBF"/>
@@ -9810,7 +9807,7 @@
         </w:tc>
         <w:tc>
           <w:tcPr>
-            <w:tcW w:w="1731" w:type="dxa"/>
+            <w:tcW w:w="1732" w:type="dxa"/>
             <w:tcBorders>
               <w:top w:val="single" w:sz="4" w:space="0" w:color="BFBFBF"/>
               <w:start w:val="single" w:sz="4" w:space="0" w:color="BFBFBF"/>
@@ -9923,7 +9920,7 @@
         </w:tc>
         <w:tc>
           <w:tcPr>
-            <w:tcW w:w="2799" w:type="dxa"/>
+            <w:tcW w:w="2798" w:type="dxa"/>
             <w:tcBorders>
               <w:top w:val="single" w:sz="4" w:space="0" w:color="BFBFBF"/>
               <w:start w:val="single" w:sz="4" w:space="0" w:color="BFBFBF"/>
@@ -9950,7 +9947,7 @@
         </w:tc>
         <w:tc>
           <w:tcPr>
-            <w:tcW w:w="1731" w:type="dxa"/>
+            <w:tcW w:w="1732" w:type="dxa"/>
             <w:tcBorders>
               <w:top w:val="single" w:sz="4" w:space="0" w:color="BFBFBF"/>
               <w:start w:val="single" w:sz="4" w:space="0" w:color="BFBFBF"/>
@@ -10063,7 +10060,7 @@
         </w:tc>
         <w:tc>
           <w:tcPr>
-            <w:tcW w:w="2799" w:type="dxa"/>
+            <w:tcW w:w="2798" w:type="dxa"/>
             <w:tcBorders>
               <w:top w:val="single" w:sz="4" w:space="0" w:color="BFBFBF"/>
               <w:start w:val="single" w:sz="4" w:space="0" w:color="BFBFBF"/>
@@ -10090,7 +10087,7 @@
         </w:tc>
         <w:tc>
           <w:tcPr>
-            <w:tcW w:w="1731" w:type="dxa"/>
+            <w:tcW w:w="1732" w:type="dxa"/>
             <w:tcBorders>
               <w:top w:val="single" w:sz="4" w:space="0" w:color="BFBFBF"/>
               <w:start w:val="single" w:sz="4" w:space="0" w:color="BFBFBF"/>
@@ -10203,7 +10200,7 @@
         </w:tc>
         <w:tc>
           <w:tcPr>
-            <w:tcW w:w="2799" w:type="dxa"/>
+            <w:tcW w:w="2798" w:type="dxa"/>
             <w:tcBorders>
               <w:top w:val="single" w:sz="4" w:space="0" w:color="BFBFBF"/>
               <w:start w:val="single" w:sz="4" w:space="0" w:color="BFBFBF"/>
@@ -10230,7 +10227,7 @@
         </w:tc>
         <w:tc>
           <w:tcPr>
-            <w:tcW w:w="1731" w:type="dxa"/>
+            <w:tcW w:w="1732" w:type="dxa"/>
             <w:tcBorders>
               <w:top w:val="single" w:sz="4" w:space="0" w:color="BFBFBF"/>
               <w:start w:val="single" w:sz="4" w:space="0" w:color="BFBFBF"/>
@@ -10343,7 +10340,7 @@
         </w:tc>
         <w:tc>
           <w:tcPr>
-            <w:tcW w:w="2799" w:type="dxa"/>
+            <w:tcW w:w="2798" w:type="dxa"/>
             <w:tcBorders>
               <w:top w:val="single" w:sz="4" w:space="0" w:color="BFBFBF"/>
               <w:start w:val="single" w:sz="4" w:space="0" w:color="BFBFBF"/>
@@ -10370,7 +10367,7 @@
         </w:tc>
         <w:tc>
           <w:tcPr>
-            <w:tcW w:w="1731" w:type="dxa"/>
+            <w:tcW w:w="1732" w:type="dxa"/>
             <w:tcBorders>
               <w:top w:val="single" w:sz="4" w:space="0" w:color="BFBFBF"/>
               <w:start w:val="single" w:sz="4" w:space="0" w:color="BFBFBF"/>
@@ -10483,7 +10480,7 @@
         </w:tc>
         <w:tc>
           <w:tcPr>
-            <w:tcW w:w="2799" w:type="dxa"/>
+            <w:tcW w:w="2798" w:type="dxa"/>
             <w:tcBorders>
               <w:top w:val="single" w:sz="4" w:space="0" w:color="BFBFBF"/>
               <w:start w:val="single" w:sz="4" w:space="0" w:color="BFBFBF"/>
@@ -10510,7 +10507,7 @@
         </w:tc>
         <w:tc>
           <w:tcPr>
-            <w:tcW w:w="1731" w:type="dxa"/>
+            <w:tcW w:w="1732" w:type="dxa"/>
             <w:tcBorders>
               <w:top w:val="single" w:sz="4" w:space="0" w:color="BFBFBF"/>
               <w:start w:val="single" w:sz="4" w:space="0" w:color="BFBFBF"/>
@@ -10623,7 +10620,7 @@
         </w:tc>
         <w:tc>
           <w:tcPr>
-            <w:tcW w:w="2799" w:type="dxa"/>
+            <w:tcW w:w="2798" w:type="dxa"/>
             <w:tcBorders>
               <w:top w:val="single" w:sz="4" w:space="0" w:color="BFBFBF"/>
               <w:start w:val="single" w:sz="4" w:space="0" w:color="BFBFBF"/>
@@ -10650,7 +10647,7 @@
         </w:tc>
         <w:tc>
           <w:tcPr>
-            <w:tcW w:w="1731" w:type="dxa"/>
+            <w:tcW w:w="1732" w:type="dxa"/>
             <w:tcBorders>
               <w:top w:val="single" w:sz="4" w:space="0" w:color="BFBFBF"/>
               <w:start w:val="single" w:sz="4" w:space="0" w:color="BFBFBF"/>
@@ -10763,7 +10760,7 @@
         </w:tc>
         <w:tc>
           <w:tcPr>
-            <w:tcW w:w="2799" w:type="dxa"/>
+            <w:tcW w:w="2798" w:type="dxa"/>
             <w:tcBorders>
               <w:top w:val="single" w:sz="4" w:space="0" w:color="BFBFBF"/>
               <w:start w:val="single" w:sz="4" w:space="0" w:color="BFBFBF"/>
@@ -10790,7 +10787,7 @@
         </w:tc>
         <w:tc>
           <w:tcPr>
-            <w:tcW w:w="1731" w:type="dxa"/>
+            <w:tcW w:w="1732" w:type="dxa"/>
             <w:tcBorders>
               <w:top w:val="single" w:sz="4" w:space="0" w:color="BFBFBF"/>
               <w:start w:val="single" w:sz="4" w:space="0" w:color="BFBFBF"/>
@@ -10903,7 +10900,7 @@
         </w:tc>
         <w:tc>
           <w:tcPr>
-            <w:tcW w:w="2799" w:type="dxa"/>
+            <w:tcW w:w="2798" w:type="dxa"/>
             <w:tcBorders>
               <w:top w:val="single" w:sz="4" w:space="0" w:color="BFBFBF"/>
               <w:start w:val="single" w:sz="4" w:space="0" w:color="BFBFBF"/>
@@ -10930,7 +10927,7 @@
         </w:tc>
         <w:tc>
           <w:tcPr>
-            <w:tcW w:w="1731" w:type="dxa"/>
+            <w:tcW w:w="1732" w:type="dxa"/>
             <w:tcBorders>
               <w:top w:val="single" w:sz="4" w:space="0" w:color="BFBFBF"/>
               <w:start w:val="single" w:sz="4" w:space="0" w:color="BFBFBF"/>
@@ -11043,7 +11040,7 @@
         </w:tc>
         <w:tc>
           <w:tcPr>
-            <w:tcW w:w="2799" w:type="dxa"/>
+            <w:tcW w:w="2798" w:type="dxa"/>
             <w:tcBorders>
               <w:top w:val="single" w:sz="4" w:space="0" w:color="BFBFBF"/>
               <w:start w:val="single" w:sz="4" w:space="0" w:color="BFBFBF"/>
@@ -11070,7 +11067,7 @@
         </w:tc>
         <w:tc>
           <w:tcPr>
-            <w:tcW w:w="1731" w:type="dxa"/>
+            <w:tcW w:w="1732" w:type="dxa"/>
             <w:tcBorders>
               <w:top w:val="single" w:sz="4" w:space="0" w:color="BFBFBF"/>
               <w:start w:val="single" w:sz="4" w:space="0" w:color="BFBFBF"/>
@@ -11183,7 +11180,7 @@
         </w:tc>
         <w:tc>
           <w:tcPr>
-            <w:tcW w:w="2799" w:type="dxa"/>
+            <w:tcW w:w="2798" w:type="dxa"/>
             <w:tcBorders>
               <w:top w:val="single" w:sz="4" w:space="0" w:color="BFBFBF"/>
               <w:start w:val="single" w:sz="4" w:space="0" w:color="BFBFBF"/>
@@ -11210,7 +11207,7 @@
         </w:tc>
         <w:tc>
           <w:tcPr>
-            <w:tcW w:w="1731" w:type="dxa"/>
+            <w:tcW w:w="1732" w:type="dxa"/>
             <w:tcBorders>
               <w:top w:val="single" w:sz="4" w:space="0" w:color="BFBFBF"/>
               <w:start w:val="single" w:sz="4" w:space="0" w:color="BFBFBF"/>
@@ -11323,7 +11320,7 @@
         </w:tc>
         <w:tc>
           <w:tcPr>
-            <w:tcW w:w="2799" w:type="dxa"/>
+            <w:tcW w:w="2798" w:type="dxa"/>
             <w:tcBorders>
               <w:top w:val="single" w:sz="4" w:space="0" w:color="BFBFBF"/>
               <w:start w:val="single" w:sz="4" w:space="0" w:color="BFBFBF"/>
@@ -11350,7 +11347,7 @@
         </w:tc>
         <w:tc>
           <w:tcPr>
-            <w:tcW w:w="1731" w:type="dxa"/>
+            <w:tcW w:w="1732" w:type="dxa"/>
             <w:tcBorders>
               <w:top w:val="single" w:sz="4" w:space="0" w:color="BFBFBF"/>
               <w:start w:val="single" w:sz="4" w:space="0" w:color="BFBFBF"/>
@@ -11463,7 +11460,7 @@
         </w:tc>
         <w:tc>
           <w:tcPr>
-            <w:tcW w:w="2799" w:type="dxa"/>
+            <w:tcW w:w="2798" w:type="dxa"/>
             <w:tcBorders>
               <w:top w:val="single" w:sz="4" w:space="0" w:color="BFBFBF"/>
               <w:start w:val="single" w:sz="4" w:space="0" w:color="BFBFBF"/>
@@ -11490,7 +11487,7 @@
         </w:tc>
         <w:tc>
           <w:tcPr>
-            <w:tcW w:w="1731" w:type="dxa"/>
+            <w:tcW w:w="1732" w:type="dxa"/>
             <w:tcBorders>
               <w:top w:val="single" w:sz="4" w:space="0" w:color="BFBFBF"/>
               <w:start w:val="single" w:sz="4" w:space="0" w:color="BFBFBF"/>
@@ -11603,7 +11600,7 @@
         </w:tc>
         <w:tc>
           <w:tcPr>
-            <w:tcW w:w="2799" w:type="dxa"/>
+            <w:tcW w:w="2798" w:type="dxa"/>
             <w:tcBorders>
               <w:top w:val="single" w:sz="4" w:space="0" w:color="BFBFBF"/>
               <w:start w:val="single" w:sz="4" w:space="0" w:color="BFBFBF"/>
@@ -11630,7 +11627,7 @@
         </w:tc>
         <w:tc>
           <w:tcPr>
-            <w:tcW w:w="1731" w:type="dxa"/>
+            <w:tcW w:w="1732" w:type="dxa"/>
             <w:tcBorders>
               <w:top w:val="single" w:sz="4" w:space="0" w:color="BFBFBF"/>
               <w:start w:val="single" w:sz="4" w:space="0" w:color="BFBFBF"/>
@@ -11743,7 +11740,7 @@
         </w:tc>
         <w:tc>
           <w:tcPr>
-            <w:tcW w:w="2799" w:type="dxa"/>
+            <w:tcW w:w="2798" w:type="dxa"/>
             <w:tcBorders>
               <w:top w:val="single" w:sz="4" w:space="0" w:color="BFBFBF"/>
               <w:start w:val="single" w:sz="4" w:space="0" w:color="BFBFBF"/>
@@ -11770,7 +11767,7 @@
         </w:tc>
         <w:tc>
           <w:tcPr>
-            <w:tcW w:w="1731" w:type="dxa"/>
+            <w:tcW w:w="1732" w:type="dxa"/>
             <w:tcBorders>
               <w:top w:val="single" w:sz="4" w:space="0" w:color="BFBFBF"/>
               <w:start w:val="single" w:sz="4" w:space="0" w:color="BFBFBF"/>
@@ -11883,7 +11880,7 @@
         </w:tc>
         <w:tc>
           <w:tcPr>
-            <w:tcW w:w="2799" w:type="dxa"/>
+            <w:tcW w:w="2798" w:type="dxa"/>
             <w:tcBorders>
               <w:top w:val="single" w:sz="4" w:space="0" w:color="BFBFBF"/>
               <w:start w:val="single" w:sz="4" w:space="0" w:color="BFBFBF"/>
@@ -11910,7 +11907,7 @@
         </w:tc>
         <w:tc>
           <w:tcPr>
-            <w:tcW w:w="1731" w:type="dxa"/>
+            <w:tcW w:w="1732" w:type="dxa"/>
             <w:tcBorders>
               <w:top w:val="single" w:sz="4" w:space="0" w:color="BFBFBF"/>
               <w:start w:val="single" w:sz="4" w:space="0" w:color="BFBFBF"/>
@@ -12023,7 +12020,7 @@
         </w:tc>
         <w:tc>
           <w:tcPr>
-            <w:tcW w:w="2799" w:type="dxa"/>
+            <w:tcW w:w="2798" w:type="dxa"/>
             <w:tcBorders>
               <w:top w:val="single" w:sz="4" w:space="0" w:color="BFBFBF"/>
               <w:start w:val="single" w:sz="4" w:space="0" w:color="BFBFBF"/>
@@ -12050,7 +12047,7 @@
         </w:tc>
         <w:tc>
           <w:tcPr>
-            <w:tcW w:w="1731" w:type="dxa"/>
+            <w:tcW w:w="1732" w:type="dxa"/>
             <w:tcBorders>
               <w:top w:val="single" w:sz="4" w:space="0" w:color="BFBFBF"/>
               <w:start w:val="single" w:sz="4" w:space="0" w:color="BFBFBF"/>
@@ -12163,7 +12160,7 @@
         </w:tc>
         <w:tc>
           <w:tcPr>
-            <w:tcW w:w="2799" w:type="dxa"/>
+            <w:tcW w:w="2798" w:type="dxa"/>
             <w:tcBorders>
               <w:top w:val="single" w:sz="4" w:space="0" w:color="BFBFBF"/>
               <w:start w:val="single" w:sz="4" w:space="0" w:color="BFBFBF"/>
@@ -12190,7 +12187,7 @@
         </w:tc>
         <w:tc>
           <w:tcPr>
-            <w:tcW w:w="1731" w:type="dxa"/>
+            <w:tcW w:w="1732" w:type="dxa"/>
             <w:tcBorders>
               <w:top w:val="single" w:sz="4" w:space="0" w:color="BFBFBF"/>
               <w:start w:val="single" w:sz="4" w:space="0" w:color="BFBFBF"/>
@@ -12303,7 +12300,7 @@
         </w:tc>
         <w:tc>
           <w:tcPr>
-            <w:tcW w:w="2799" w:type="dxa"/>
+            <w:tcW w:w="2798" w:type="dxa"/>
             <w:tcBorders>
               <w:top w:val="single" w:sz="4" w:space="0" w:color="BFBFBF"/>
               <w:start w:val="single" w:sz="4" w:space="0" w:color="BFBFBF"/>
@@ -12330,7 +12327,7 @@
         </w:tc>
         <w:tc>
           <w:tcPr>
-            <w:tcW w:w="1731" w:type="dxa"/>
+            <w:tcW w:w="1732" w:type="dxa"/>
             <w:tcBorders>
               <w:top w:val="single" w:sz="4" w:space="0" w:color="BFBFBF"/>
               <w:start w:val="single" w:sz="4" w:space="0" w:color="BFBFBF"/>
@@ -12443,7 +12440,7 @@
         </w:tc>
         <w:tc>
           <w:tcPr>
-            <w:tcW w:w="2799" w:type="dxa"/>
+            <w:tcW w:w="2798" w:type="dxa"/>
             <w:tcBorders>
               <w:top w:val="single" w:sz="4" w:space="0" w:color="BFBFBF"/>
               <w:start w:val="single" w:sz="4" w:space="0" w:color="BFBFBF"/>
@@ -12470,7 +12467,7 @@
         </w:tc>
         <w:tc>
           <w:tcPr>
-            <w:tcW w:w="1731" w:type="dxa"/>
+            <w:tcW w:w="1732" w:type="dxa"/>
             <w:tcBorders>
               <w:top w:val="single" w:sz="4" w:space="0" w:color="BFBFBF"/>
               <w:start w:val="single" w:sz="4" w:space="0" w:color="BFBFBF"/>
@@ -12583,7 +12580,7 @@
         </w:tc>
         <w:tc>
           <w:tcPr>
-            <w:tcW w:w="2799" w:type="dxa"/>
+            <w:tcW w:w="2798" w:type="dxa"/>
             <w:tcBorders>
               <w:top w:val="single" w:sz="4" w:space="0" w:color="BFBFBF"/>
               <w:start w:val="single" w:sz="4" w:space="0" w:color="BFBFBF"/>
@@ -12610,7 +12607,7 @@
         </w:tc>
         <w:tc>
           <w:tcPr>
-            <w:tcW w:w="1731" w:type="dxa"/>
+            <w:tcW w:w="1732" w:type="dxa"/>
             <w:tcBorders>
               <w:top w:val="single" w:sz="4" w:space="0" w:color="BFBFBF"/>
               <w:start w:val="single" w:sz="4" w:space="0" w:color="BFBFBF"/>
@@ -12723,7 +12720,7 @@
         </w:tc>
         <w:tc>
           <w:tcPr>
-            <w:tcW w:w="2799" w:type="dxa"/>
+            <w:tcW w:w="2798" w:type="dxa"/>
             <w:tcBorders>
               <w:top w:val="single" w:sz="4" w:space="0" w:color="BFBFBF"/>
               <w:start w:val="single" w:sz="4" w:space="0" w:color="BFBFBF"/>
@@ -12750,7 +12747,7 @@
         </w:tc>
         <w:tc>
           <w:tcPr>
-            <w:tcW w:w="1731" w:type="dxa"/>
+            <w:tcW w:w="1732" w:type="dxa"/>
             <w:tcBorders>
               <w:top w:val="single" w:sz="4" w:space="0" w:color="BFBFBF"/>
               <w:start w:val="single" w:sz="4" w:space="0" w:color="BFBFBF"/>
@@ -12863,7 +12860,7 @@
         </w:tc>
         <w:tc>
           <w:tcPr>
-            <w:tcW w:w="2799" w:type="dxa"/>
+            <w:tcW w:w="2798" w:type="dxa"/>
             <w:tcBorders>
               <w:top w:val="single" w:sz="4" w:space="0" w:color="BFBFBF"/>
               <w:start w:val="single" w:sz="4" w:space="0" w:color="BFBFBF"/>
@@ -12890,7 +12887,7 @@
         </w:tc>
         <w:tc>
           <w:tcPr>
-            <w:tcW w:w="1731" w:type="dxa"/>
+            <w:tcW w:w="1732" w:type="dxa"/>
             <w:tcBorders>
               <w:top w:val="single" w:sz="4" w:space="0" w:color="BFBFBF"/>
               <w:start w:val="single" w:sz="4" w:space="0" w:color="BFBFBF"/>
@@ -13003,7 +13000,7 @@
         </w:tc>
         <w:tc>
           <w:tcPr>
-            <w:tcW w:w="2799" w:type="dxa"/>
+            <w:tcW w:w="2798" w:type="dxa"/>
             <w:tcBorders>
               <w:top w:val="single" w:sz="4" w:space="0" w:color="BFBFBF"/>
               <w:start w:val="single" w:sz="4" w:space="0" w:color="BFBFBF"/>
@@ -13030,7 +13027,7 @@
         </w:tc>
         <w:tc>
           <w:tcPr>
-            <w:tcW w:w="1731" w:type="dxa"/>
+            <w:tcW w:w="1732" w:type="dxa"/>
             <w:tcBorders>
               <w:top w:val="single" w:sz="4" w:space="0" w:color="BFBFBF"/>
               <w:start w:val="single" w:sz="4" w:space="0" w:color="BFBFBF"/>
@@ -13143,7 +13140,7 @@
         </w:tc>
         <w:tc>
           <w:tcPr>
-            <w:tcW w:w="2799" w:type="dxa"/>
+            <w:tcW w:w="2798" w:type="dxa"/>
             <w:tcBorders>
               <w:top w:val="single" w:sz="4" w:space="0" w:color="BFBFBF"/>
               <w:start w:val="single" w:sz="4" w:space="0" w:color="BFBFBF"/>
@@ -13170,7 +13167,7 @@
         </w:tc>
         <w:tc>
           <w:tcPr>
-            <w:tcW w:w="1731" w:type="dxa"/>
+            <w:tcW w:w="1732" w:type="dxa"/>
             <w:tcBorders>
               <w:top w:val="single" w:sz="4" w:space="0" w:color="BFBFBF"/>
               <w:start w:val="single" w:sz="4" w:space="0" w:color="BFBFBF"/>
@@ -13283,7 +13280,7 @@
         </w:tc>
         <w:tc>
           <w:tcPr>
-            <w:tcW w:w="2799" w:type="dxa"/>
+            <w:tcW w:w="2798" w:type="dxa"/>
             <w:tcBorders>
               <w:top w:val="single" w:sz="4" w:space="0" w:color="BFBFBF"/>
               <w:start w:val="single" w:sz="4" w:space="0" w:color="BFBFBF"/>
@@ -13310,7 +13307,7 @@
         </w:tc>
         <w:tc>
           <w:tcPr>
-            <w:tcW w:w="1731" w:type="dxa"/>
+            <w:tcW w:w="1732" w:type="dxa"/>
             <w:tcBorders>
               <w:top w:val="single" w:sz="4" w:space="0" w:color="BFBFBF"/>
               <w:start w:val="single" w:sz="4" w:space="0" w:color="BFBFBF"/>
@@ -13423,7 +13420,7 @@
         </w:tc>
         <w:tc>
           <w:tcPr>
-            <w:tcW w:w="2799" w:type="dxa"/>
+            <w:tcW w:w="2798" w:type="dxa"/>
             <w:tcBorders>
               <w:top w:val="single" w:sz="4" w:space="0" w:color="BFBFBF"/>
               <w:start w:val="single" w:sz="4" w:space="0" w:color="BFBFBF"/>
@@ -13450,7 +13447,7 @@
         </w:tc>
         <w:tc>
           <w:tcPr>
-            <w:tcW w:w="1731" w:type="dxa"/>
+            <w:tcW w:w="1732" w:type="dxa"/>
             <w:tcBorders>
               <w:top w:val="single" w:sz="4" w:space="0" w:color="BFBFBF"/>
               <w:start w:val="single" w:sz="4" w:space="0" w:color="BFBFBF"/>
@@ -13563,7 +13560,7 @@
         </w:tc>
         <w:tc>
           <w:tcPr>
-            <w:tcW w:w="2799" w:type="dxa"/>
+            <w:tcW w:w="2798" w:type="dxa"/>
             <w:tcBorders>
               <w:top w:val="single" w:sz="4" w:space="0" w:color="BFBFBF"/>
               <w:start w:val="single" w:sz="4" w:space="0" w:color="BFBFBF"/>
@@ -13590,7 +13587,7 @@
         </w:tc>
         <w:tc>
           <w:tcPr>
-            <w:tcW w:w="1731" w:type="dxa"/>
+            <w:tcW w:w="1732" w:type="dxa"/>
             <w:tcBorders>
               <w:top w:val="single" w:sz="4" w:space="0" w:color="BFBFBF"/>
               <w:start w:val="single" w:sz="4" w:space="0" w:color="BFBFBF"/>
@@ -13703,7 +13700,7 @@
         </w:tc>
         <w:tc>
           <w:tcPr>
-            <w:tcW w:w="2799" w:type="dxa"/>
+            <w:tcW w:w="2798" w:type="dxa"/>
             <w:tcBorders>
               <w:top w:val="single" w:sz="4" w:space="0" w:color="BFBFBF"/>
               <w:start w:val="single" w:sz="4" w:space="0" w:color="BFBFBF"/>
@@ -13730,7 +13727,7 @@
         </w:tc>
         <w:tc>
           <w:tcPr>
-            <w:tcW w:w="1731" w:type="dxa"/>
+            <w:tcW w:w="1732" w:type="dxa"/>
             <w:tcBorders>
               <w:top w:val="single" w:sz="4" w:space="0" w:color="BFBFBF"/>
               <w:start w:val="single" w:sz="4" w:space="0" w:color="BFBFBF"/>
@@ -13843,7 +13840,7 @@
         </w:tc>
         <w:tc>
           <w:tcPr>
-            <w:tcW w:w="2799" w:type="dxa"/>
+            <w:tcW w:w="2798" w:type="dxa"/>
             <w:tcBorders>
               <w:top w:val="single" w:sz="4" w:space="0" w:color="BFBFBF"/>
               <w:start w:val="single" w:sz="4" w:space="0" w:color="BFBFBF"/>
@@ -13870,7 +13867,7 @@
         </w:tc>
         <w:tc>
           <w:tcPr>
-            <w:tcW w:w="1731" w:type="dxa"/>
+            <w:tcW w:w="1732" w:type="dxa"/>
             <w:tcBorders>
               <w:top w:val="single" w:sz="4" w:space="0" w:color="BFBFBF"/>
               <w:start w:val="single" w:sz="4" w:space="0" w:color="BFBFBF"/>
@@ -13983,7 +13980,7 @@
         </w:tc>
         <w:tc>
           <w:tcPr>
-            <w:tcW w:w="2799" w:type="dxa"/>
+            <w:tcW w:w="2798" w:type="dxa"/>
             <w:tcBorders>
               <w:top w:val="single" w:sz="4" w:space="0" w:color="BFBFBF"/>
               <w:start w:val="single" w:sz="4" w:space="0" w:color="BFBFBF"/>
@@ -14010,7 +14007,7 @@
         </w:tc>
         <w:tc>
           <w:tcPr>
-            <w:tcW w:w="1731" w:type="dxa"/>
+            <w:tcW w:w="1732" w:type="dxa"/>
             <w:tcBorders>
               <w:top w:val="single" w:sz="4" w:space="0" w:color="BFBFBF"/>
               <w:start w:val="single" w:sz="4" w:space="0" w:color="BFBFBF"/>
@@ -14123,7 +14120,7 @@
         </w:tc>
         <w:tc>
           <w:tcPr>
-            <w:tcW w:w="2799" w:type="dxa"/>
+            <w:tcW w:w="2798" w:type="dxa"/>
             <w:tcBorders>
               <w:top w:val="single" w:sz="4" w:space="0" w:color="BFBFBF"/>
               <w:start w:val="single" w:sz="4" w:space="0" w:color="BFBFBF"/>
@@ -14150,7 +14147,7 @@
         </w:tc>
         <w:tc>
           <w:tcPr>
-            <w:tcW w:w="1731" w:type="dxa"/>
+            <w:tcW w:w="1732" w:type="dxa"/>
             <w:tcBorders>
               <w:top w:val="single" w:sz="4" w:space="0" w:color="BFBFBF"/>
               <w:start w:val="single" w:sz="4" w:space="0" w:color="BFBFBF"/>
@@ -14263,7 +14260,7 @@
         </w:tc>
         <w:tc>
           <w:tcPr>
-            <w:tcW w:w="2799" w:type="dxa"/>
+            <w:tcW w:w="2798" w:type="dxa"/>
             <w:tcBorders>
               <w:top w:val="single" w:sz="4" w:space="0" w:color="BFBFBF"/>
               <w:start w:val="single" w:sz="4" w:space="0" w:color="BFBFBF"/>
@@ -14290,7 +14287,7 @@
         </w:tc>
         <w:tc>
           <w:tcPr>
-            <w:tcW w:w="1731" w:type="dxa"/>
+            <w:tcW w:w="1732" w:type="dxa"/>
             <w:tcBorders>
               <w:top w:val="single" w:sz="4" w:space="0" w:color="BFBFBF"/>
               <w:start w:val="single" w:sz="4" w:space="0" w:color="BFBFBF"/>
@@ -14403,7 +14400,7 @@
         </w:tc>
         <w:tc>
           <w:tcPr>
-            <w:tcW w:w="2799" w:type="dxa"/>
+            <w:tcW w:w="2798" w:type="dxa"/>
             <w:tcBorders>
               <w:top w:val="single" w:sz="4" w:space="0" w:color="BFBFBF"/>
               <w:start w:val="single" w:sz="4" w:space="0" w:color="BFBFBF"/>
@@ -14430,7 +14427,7 @@
         </w:tc>
         <w:tc>
           <w:tcPr>
-            <w:tcW w:w="1731" w:type="dxa"/>
+            <w:tcW w:w="1732" w:type="dxa"/>
             <w:tcBorders>
               <w:top w:val="single" w:sz="4" w:space="0" w:color="BFBFBF"/>
               <w:start w:val="single" w:sz="4" w:space="0" w:color="BFBFBF"/>
@@ -14543,7 +14540,7 @@
         </w:tc>
         <w:tc>
           <w:tcPr>
-            <w:tcW w:w="2799" w:type="dxa"/>
+            <w:tcW w:w="2798" w:type="dxa"/>
             <w:tcBorders>
               <w:top w:val="single" w:sz="4" w:space="0" w:color="BFBFBF"/>
               <w:start w:val="single" w:sz="4" w:space="0" w:color="BFBFBF"/>
@@ -14570,7 +14567,7 @@
         </w:tc>
         <w:tc>
           <w:tcPr>
-            <w:tcW w:w="1731" w:type="dxa"/>
+            <w:tcW w:w="1732" w:type="dxa"/>
             <w:tcBorders>
               <w:top w:val="single" w:sz="4" w:space="0" w:color="BFBFBF"/>
               <w:start w:val="single" w:sz="4" w:space="0" w:color="BFBFBF"/>
@@ -14683,7 +14680,7 @@
         </w:tc>
         <w:tc>
           <w:tcPr>
-            <w:tcW w:w="2799" w:type="dxa"/>
+            <w:tcW w:w="2798" w:type="dxa"/>
             <w:tcBorders>
               <w:top w:val="single" w:sz="4" w:space="0" w:color="BFBFBF"/>
               <w:start w:val="single" w:sz="4" w:space="0" w:color="BFBFBF"/>
@@ -14710,7 +14707,7 @@
         </w:tc>
         <w:tc>
           <w:tcPr>
-            <w:tcW w:w="1731" w:type="dxa"/>
+            <w:tcW w:w="1732" w:type="dxa"/>
             <w:tcBorders>
               <w:top w:val="single" w:sz="4" w:space="0" w:color="BFBFBF"/>
               <w:start w:val="single" w:sz="4" w:space="0" w:color="BFBFBF"/>
@@ -14823,7 +14820,7 @@
         </w:tc>
         <w:tc>
           <w:tcPr>
-            <w:tcW w:w="2799" w:type="dxa"/>
+            <w:tcW w:w="2798" w:type="dxa"/>
             <w:tcBorders>
               <w:top w:val="single" w:sz="4" w:space="0" w:color="BFBFBF"/>
               <w:start w:val="single" w:sz="4" w:space="0" w:color="BFBFBF"/>
@@ -14850,7 +14847,7 @@
         </w:tc>
         <w:tc>
           <w:tcPr>
-            <w:tcW w:w="1731" w:type="dxa"/>
+            <w:tcW w:w="1732" w:type="dxa"/>
             <w:tcBorders>
               <w:top w:val="single" w:sz="4" w:space="0" w:color="BFBFBF"/>
               <w:start w:val="single" w:sz="4" w:space="0" w:color="BFBFBF"/>
@@ -14963,7 +14960,7 @@
         </w:tc>
         <w:tc>
           <w:tcPr>
-            <w:tcW w:w="2799" w:type="dxa"/>
+            <w:tcW w:w="2798" w:type="dxa"/>
             <w:tcBorders>
               <w:top w:val="single" w:sz="4" w:space="0" w:color="BFBFBF"/>
               <w:start w:val="single" w:sz="4" w:space="0" w:color="BFBFBF"/>
@@ -14990,7 +14987,7 @@
         </w:tc>
         <w:tc>
           <w:tcPr>
-            <w:tcW w:w="1731" w:type="dxa"/>
+            <w:tcW w:w="1732" w:type="dxa"/>
             <w:tcBorders>
               <w:top w:val="single" w:sz="4" w:space="0" w:color="BFBFBF"/>
               <w:start w:val="single" w:sz="4" w:space="0" w:color="BFBFBF"/>
@@ -15103,7 +15100,7 @@
         </w:tc>
         <w:tc>
           <w:tcPr>
-            <w:tcW w:w="2799" w:type="dxa"/>
+            <w:tcW w:w="2798" w:type="dxa"/>
             <w:tcBorders>
               <w:top w:val="single" w:sz="4" w:space="0" w:color="BFBFBF"/>
               <w:start w:val="single" w:sz="4" w:space="0" w:color="BFBFBF"/>
@@ -15130,7 +15127,7 @@
         </w:tc>
         <w:tc>
           <w:tcPr>
-            <w:tcW w:w="1731" w:type="dxa"/>
+            <w:tcW w:w="1732" w:type="dxa"/>
             <w:tcBorders>
               <w:top w:val="single" w:sz="4" w:space="0" w:color="BFBFBF"/>
               <w:start w:val="single" w:sz="4" w:space="0" w:color="BFBFBF"/>
@@ -15243,7 +15240,7 @@
         </w:tc>
         <w:tc>
           <w:tcPr>
-            <w:tcW w:w="2799" w:type="dxa"/>
+            <w:tcW w:w="2798" w:type="dxa"/>
             <w:tcBorders>
               <w:top w:val="single" w:sz="4" w:space="0" w:color="BFBFBF"/>
               <w:start w:val="single" w:sz="4" w:space="0" w:color="BFBFBF"/>
@@ -15270,7 +15267,7 @@
         </w:tc>
         <w:tc>
           <w:tcPr>
-            <w:tcW w:w="1731" w:type="dxa"/>
+            <w:tcW w:w="1732" w:type="dxa"/>
             <w:tcBorders>
               <w:top w:val="single" w:sz="4" w:space="0" w:color="BFBFBF"/>
               <w:start w:val="single" w:sz="4" w:space="0" w:color="BFBFBF"/>
@@ -15383,7 +15380,7 @@
         </w:tc>
         <w:tc>
           <w:tcPr>
-            <w:tcW w:w="2799" w:type="dxa"/>
+            <w:tcW w:w="2798" w:type="dxa"/>
             <w:tcBorders>
               <w:top w:val="single" w:sz="4" w:space="0" w:color="BFBFBF"/>
               <w:start w:val="single" w:sz="4" w:space="0" w:color="BFBFBF"/>
@@ -15410,7 +15407,7 @@
         </w:tc>
         <w:tc>
           <w:tcPr>
-            <w:tcW w:w="1731" w:type="dxa"/>
+            <w:tcW w:w="1732" w:type="dxa"/>
             <w:tcBorders>
               <w:top w:val="single" w:sz="4" w:space="0" w:color="BFBFBF"/>
               <w:start w:val="single" w:sz="4" w:space="0" w:color="BFBFBF"/>
@@ -15523,7 +15520,7 @@
         </w:tc>
         <w:tc>
           <w:tcPr>
-            <w:tcW w:w="2799" w:type="dxa"/>
+            <w:tcW w:w="2798" w:type="dxa"/>
             <w:tcBorders>
               <w:top w:val="single" w:sz="4" w:space="0" w:color="BFBFBF"/>
               <w:start w:val="single" w:sz="4" w:space="0" w:color="BFBFBF"/>
@@ -15550,7 +15547,7 @@
         </w:tc>
         <w:tc>
           <w:tcPr>
-            <w:tcW w:w="1731" w:type="dxa"/>
+            <w:tcW w:w="1732" w:type="dxa"/>
             <w:tcBorders>
               <w:top w:val="single" w:sz="4" w:space="0" w:color="BFBFBF"/>
               <w:start w:val="single" w:sz="4" w:space="0" w:color="BFBFBF"/>
@@ -15663,7 +15660,7 @@
         </w:tc>
         <w:tc>
           <w:tcPr>
-            <w:tcW w:w="2799" w:type="dxa"/>
+            <w:tcW w:w="2798" w:type="dxa"/>
             <w:tcBorders>
               <w:top w:val="single" w:sz="4" w:space="0" w:color="BFBFBF"/>
               <w:start w:val="single" w:sz="4" w:space="0" w:color="BFBFBF"/>
@@ -15690,7 +15687,7 @@
         </w:tc>
         <w:tc>
           <w:tcPr>
-            <w:tcW w:w="1731" w:type="dxa"/>
+            <w:tcW w:w="1732" w:type="dxa"/>
             <w:tcBorders>
               <w:top w:val="single" w:sz="4" w:space="0" w:color="BFBFBF"/>
               <w:start w:val="single" w:sz="4" w:space="0" w:color="BFBFBF"/>
@@ -15803,7 +15800,7 @@
         </w:tc>
         <w:tc>
           <w:tcPr>
-            <w:tcW w:w="2799" w:type="dxa"/>
+            <w:tcW w:w="2798" w:type="dxa"/>
             <w:tcBorders>
               <w:top w:val="single" w:sz="4" w:space="0" w:color="BFBFBF"/>
               <w:start w:val="single" w:sz="4" w:space="0" w:color="BFBFBF"/>
@@ -15830,7 +15827,7 @@
         </w:tc>
         <w:tc>
           <w:tcPr>
-            <w:tcW w:w="1731" w:type="dxa"/>
+            <w:tcW w:w="1732" w:type="dxa"/>
             <w:tcBorders>
               <w:top w:val="single" w:sz="4" w:space="0" w:color="BFBFBF"/>
               <w:start w:val="single" w:sz="4" w:space="0" w:color="BFBFBF"/>
@@ -15943,7 +15940,7 @@
         </w:tc>
         <w:tc>
           <w:tcPr>
-            <w:tcW w:w="2799" w:type="dxa"/>
+            <w:tcW w:w="2798" w:type="dxa"/>
             <w:tcBorders>
               <w:top w:val="single" w:sz="4" w:space="0" w:color="BFBFBF"/>
               <w:start w:val="single" w:sz="4" w:space="0" w:color="BFBFBF"/>
@@ -15970,7 +15967,7 @@
         </w:tc>
         <w:tc>
           <w:tcPr>
-            <w:tcW w:w="1731" w:type="dxa"/>
+            <w:tcW w:w="1732" w:type="dxa"/>
             <w:tcBorders>
               <w:top w:val="single" w:sz="4" w:space="0" w:color="BFBFBF"/>
               <w:start w:val="single" w:sz="4" w:space="0" w:color="BFBFBF"/>
@@ -16083,7 +16080,7 @@
         </w:tc>
         <w:tc>
           <w:tcPr>
-            <w:tcW w:w="2799" w:type="dxa"/>
+            <w:tcW w:w="2798" w:type="dxa"/>
             <w:tcBorders>
               <w:top w:val="single" w:sz="4" w:space="0" w:color="BFBFBF"/>
               <w:start w:val="single" w:sz="4" w:space="0" w:color="BFBFBF"/>
@@ -16110,7 +16107,7 @@
         </w:tc>
         <w:tc>
           <w:tcPr>
-            <w:tcW w:w="1731" w:type="dxa"/>
+            <w:tcW w:w="1732" w:type="dxa"/>
             <w:tcBorders>
               <w:top w:val="single" w:sz="4" w:space="0" w:color="BFBFBF"/>
               <w:start w:val="single" w:sz="4" w:space="0" w:color="BFBFBF"/>
@@ -16223,7 +16220,7 @@
         </w:tc>
         <w:tc>
           <w:tcPr>
-            <w:tcW w:w="2799" w:type="dxa"/>
+            <w:tcW w:w="2798" w:type="dxa"/>
             <w:tcBorders>
               <w:top w:val="single" w:sz="4" w:space="0" w:color="BFBFBF"/>
               <w:start w:val="single" w:sz="4" w:space="0" w:color="BFBFBF"/>
@@ -16250,7 +16247,7 @@
         </w:tc>
         <w:tc>
           <w:tcPr>
-            <w:tcW w:w="1731" w:type="dxa"/>
+            <w:tcW w:w="1732" w:type="dxa"/>
             <w:tcBorders>
               <w:top w:val="single" w:sz="4" w:space="0" w:color="BFBFBF"/>
               <w:start w:val="single" w:sz="4" w:space="0" w:color="BFBFBF"/>
@@ -16363,7 +16360,7 @@
         </w:tc>
         <w:tc>
           <w:tcPr>
-            <w:tcW w:w="2799" w:type="dxa"/>
+            <w:tcW w:w="2798" w:type="dxa"/>
             <w:tcBorders>
               <w:top w:val="single" w:sz="4" w:space="0" w:color="BFBFBF"/>
               <w:start w:val="single" w:sz="4" w:space="0" w:color="BFBFBF"/>
@@ -16390,7 +16387,7 @@
         </w:tc>
         <w:tc>
           <w:tcPr>
-            <w:tcW w:w="1731" w:type="dxa"/>
+            <w:tcW w:w="1732" w:type="dxa"/>
             <w:tcBorders>
               <w:top w:val="single" w:sz="4" w:space="0" w:color="BFBFBF"/>
               <w:start w:val="single" w:sz="4" w:space="0" w:color="BFBFBF"/>
@@ -16503,7 +16500,7 @@
         </w:tc>
         <w:tc>
           <w:tcPr>
-            <w:tcW w:w="2799" w:type="dxa"/>
+            <w:tcW w:w="2798" w:type="dxa"/>
             <w:tcBorders>
               <w:top w:val="single" w:sz="4" w:space="0" w:color="BFBFBF"/>
               <w:start w:val="single" w:sz="4" w:space="0" w:color="BFBFBF"/>
@@ -16530,7 +16527,7 @@
         </w:tc>
         <w:tc>
           <w:tcPr>
-            <w:tcW w:w="1731" w:type="dxa"/>
+            <w:tcW w:w="1732" w:type="dxa"/>
             <w:tcBorders>
               <w:top w:val="single" w:sz="4" w:space="0" w:color="BFBFBF"/>
               <w:start w:val="single" w:sz="4" w:space="0" w:color="BFBFBF"/>
@@ -16643,7 +16640,7 @@
         </w:tc>
         <w:tc>
           <w:tcPr>
-            <w:tcW w:w="2799" w:type="dxa"/>
+            <w:tcW w:w="2798" w:type="dxa"/>
             <w:tcBorders>
               <w:top w:val="single" w:sz="4" w:space="0" w:color="BFBFBF"/>
               <w:start w:val="single" w:sz="4" w:space="0" w:color="BFBFBF"/>
@@ -16670,7 +16667,7 @@
         </w:tc>
         <w:tc>
           <w:tcPr>
-            <w:tcW w:w="1731" w:type="dxa"/>
+            <w:tcW w:w="1732" w:type="dxa"/>
             <w:tcBorders>
               <w:top w:val="single" w:sz="4" w:space="0" w:color="BFBFBF"/>
               <w:start w:val="single" w:sz="4" w:space="0" w:color="BFBFBF"/>
@@ -16783,7 +16780,7 @@
         </w:tc>
         <w:tc>
           <w:tcPr>
-            <w:tcW w:w="2799" w:type="dxa"/>
+            <w:tcW w:w="2798" w:type="dxa"/>
             <w:tcBorders>
               <w:top w:val="single" w:sz="4" w:space="0" w:color="BFBFBF"/>
               <w:start w:val="single" w:sz="4" w:space="0" w:color="BFBFBF"/>
@@ -16810,7 +16807,7 @@
         </w:tc>
         <w:tc>
           <w:tcPr>
-            <w:tcW w:w="1731" w:type="dxa"/>
+            <w:tcW w:w="1732" w:type="dxa"/>
             <w:tcBorders>
               <w:top w:val="single" w:sz="4" w:space="0" w:color="BFBFBF"/>
               <w:start w:val="single" w:sz="4" w:space="0" w:color="BFBFBF"/>
@@ -16923,7 +16920,7 @@
         </w:tc>
         <w:tc>
           <w:tcPr>
-            <w:tcW w:w="2799" w:type="dxa"/>
+            <w:tcW w:w="2798" w:type="dxa"/>
             <w:tcBorders>
               <w:top w:val="single" w:sz="4" w:space="0" w:color="BFBFBF"/>
               <w:start w:val="single" w:sz="4" w:space="0" w:color="BFBFBF"/>
@@ -16950,7 +16947,7 @@
         </w:tc>
         <w:tc>
           <w:tcPr>
-            <w:tcW w:w="1731" w:type="dxa"/>
+            <w:tcW w:w="1732" w:type="dxa"/>
             <w:tcBorders>
               <w:top w:val="single" w:sz="4" w:space="0" w:color="BFBFBF"/>
               <w:start w:val="single" w:sz="4" w:space="0" w:color="BFBFBF"/>
@@ -17063,7 +17060,7 @@
         </w:tc>
         <w:tc>
           <w:tcPr>
-            <w:tcW w:w="2799" w:type="dxa"/>
+            <w:tcW w:w="2798" w:type="dxa"/>
             <w:tcBorders>
               <w:top w:val="single" w:sz="4" w:space="0" w:color="BFBFBF"/>
               <w:start w:val="single" w:sz="4" w:space="0" w:color="BFBFBF"/>
@@ -17090,7 +17087,7 @@
         </w:tc>
         <w:tc>
           <w:tcPr>
-            <w:tcW w:w="1731" w:type="dxa"/>
+            <w:tcW w:w="1732" w:type="dxa"/>
             <w:tcBorders>
               <w:top w:val="single" w:sz="4" w:space="0" w:color="BFBFBF"/>
               <w:start w:val="single" w:sz="4" w:space="0" w:color="BFBFBF"/>
@@ -17203,7 +17200,7 @@
         </w:tc>
         <w:tc>
           <w:tcPr>
-            <w:tcW w:w="2799" w:type="dxa"/>
+            <w:tcW w:w="2798" w:type="dxa"/>
             <w:tcBorders>
               <w:top w:val="single" w:sz="4" w:space="0" w:color="BFBFBF"/>
               <w:start w:val="single" w:sz="4" w:space="0" w:color="BFBFBF"/>
@@ -17230,7 +17227,7 @@
         </w:tc>
         <w:tc>
           <w:tcPr>
-            <w:tcW w:w="1731" w:type="dxa"/>
+            <w:tcW w:w="1732" w:type="dxa"/>
             <w:tcBorders>
               <w:top w:val="single" w:sz="4" w:space="0" w:color="BFBFBF"/>
               <w:start w:val="single" w:sz="4" w:space="0" w:color="BFBFBF"/>
@@ -17343,7 +17340,7 @@
         </w:tc>
         <w:tc>
           <w:tcPr>
-            <w:tcW w:w="2799" w:type="dxa"/>
+            <w:tcW w:w="2798" w:type="dxa"/>
             <w:tcBorders>
               <w:top w:val="single" w:sz="4" w:space="0" w:color="BFBFBF"/>
               <w:start w:val="single" w:sz="4" w:space="0" w:color="BFBFBF"/>
@@ -17370,7 +17367,7 @@
         </w:tc>
         <w:tc>
           <w:tcPr>
-            <w:tcW w:w="1731" w:type="dxa"/>
+            <w:tcW w:w="1732" w:type="dxa"/>
             <w:tcBorders>
               <w:top w:val="single" w:sz="4" w:space="0" w:color="BFBFBF"/>
               <w:start w:val="single" w:sz="4" w:space="0" w:color="BFBFBF"/>
@@ -17483,7 +17480,7 @@
         </w:tc>
         <w:tc>
           <w:tcPr>
-            <w:tcW w:w="2799" w:type="dxa"/>
+            <w:tcW w:w="2798" w:type="dxa"/>
             <w:tcBorders>
               <w:top w:val="single" w:sz="4" w:space="0" w:color="BFBFBF"/>
               <w:start w:val="single" w:sz="4" w:space="0" w:color="BFBFBF"/>
@@ -17510,7 +17507,7 @@
         </w:tc>
         <w:tc>
           <w:tcPr>
-            <w:tcW w:w="1731" w:type="dxa"/>
+            <w:tcW w:w="1732" w:type="dxa"/>
             <w:tcBorders>
               <w:top w:val="single" w:sz="4" w:space="0" w:color="BFBFBF"/>
               <w:start w:val="single" w:sz="4" w:space="0" w:color="BFBFBF"/>
@@ -17623,7 +17620,7 @@
         </w:tc>
         <w:tc>
           <w:tcPr>
-            <w:tcW w:w="2799" w:type="dxa"/>
+            <w:tcW w:w="2798" w:type="dxa"/>
             <w:tcBorders>
               <w:top w:val="single" w:sz="4" w:space="0" w:color="BFBFBF"/>
               <w:start w:val="single" w:sz="4" w:space="0" w:color="BFBFBF"/>
@@ -17650,7 +17647,7 @@
         </w:tc>
         <w:tc>
           <w:tcPr>
-            <w:tcW w:w="1731" w:type="dxa"/>
+            <w:tcW w:w="1732" w:type="dxa"/>
             <w:tcBorders>
               <w:top w:val="single" w:sz="4" w:space="0" w:color="BFBFBF"/>
               <w:start w:val="single" w:sz="4" w:space="0" w:color="BFBFBF"/>
@@ -17763,7 +17760,7 @@
         </w:tc>
         <w:tc>
           <w:tcPr>
-            <w:tcW w:w="2799" w:type="dxa"/>
+            <w:tcW w:w="2798" w:type="dxa"/>
             <w:tcBorders>
               <w:top w:val="single" w:sz="4" w:space="0" w:color="BFBFBF"/>
               <w:start w:val="single" w:sz="4" w:space="0" w:color="BFBFBF"/>
@@ -17790,7 +17787,7 @@
         </w:tc>
         <w:tc>
           <w:tcPr>
-            <w:tcW w:w="1731" w:type="dxa"/>
+            <w:tcW w:w="1732" w:type="dxa"/>
             <w:tcBorders>
               <w:top w:val="single" w:sz="4" w:space="0" w:color="BFBFBF"/>
               <w:start w:val="single" w:sz="4" w:space="0" w:color="BFBFBF"/>
@@ -17903,7 +17900,7 @@
         </w:tc>
         <w:tc>
           <w:tcPr>
-            <w:tcW w:w="2799" w:type="dxa"/>
+            <w:tcW w:w="2798" w:type="dxa"/>
             <w:tcBorders>
               <w:top w:val="single" w:sz="4" w:space="0" w:color="BFBFBF"/>
               <w:start w:val="single" w:sz="4" w:space="0" w:color="BFBFBF"/>
@@ -17930,7 +17927,7 @@
         </w:tc>
         <w:tc>
           <w:tcPr>
-            <w:tcW w:w="1731" w:type="dxa"/>
+            <w:tcW w:w="1732" w:type="dxa"/>
             <w:tcBorders>
               <w:top w:val="single" w:sz="4" w:space="0" w:color="BFBFBF"/>
               <w:start w:val="single" w:sz="4" w:space="0" w:color="BFBFBF"/>
@@ -18043,7 +18040,7 @@
         </w:tc>
         <w:tc>
           <w:tcPr>
-            <w:tcW w:w="2799" w:type="dxa"/>
+            <w:tcW w:w="2798" w:type="dxa"/>
             <w:tcBorders>
               <w:top w:val="single" w:sz="4" w:space="0" w:color="BFBFBF"/>
               <w:start w:val="single" w:sz="4" w:space="0" w:color="BFBFBF"/>
@@ -18070,7 +18067,7 @@
         </w:tc>
         <w:tc>
           <w:tcPr>
-            <w:tcW w:w="1731" w:type="dxa"/>
+            <w:tcW w:w="1732" w:type="dxa"/>
             <w:tcBorders>
               <w:top w:val="single" w:sz="4" w:space="0" w:color="BFBFBF"/>
               <w:start w:val="single" w:sz="4" w:space="0" w:color="BFBFBF"/>
@@ -18183,7 +18180,7 @@
         </w:tc>
         <w:tc>
           <w:tcPr>
-            <w:tcW w:w="2799" w:type="dxa"/>
+            <w:tcW w:w="2798" w:type="dxa"/>
             <w:tcBorders>
               <w:top w:val="single" w:sz="4" w:space="0" w:color="BFBFBF"/>
               <w:start w:val="single" w:sz="4" w:space="0" w:color="BFBFBF"/>
@@ -18210,7 +18207,7 @@
         </w:tc>
         <w:tc>
           <w:tcPr>
-            <w:tcW w:w="1731" w:type="dxa"/>
+            <w:tcW w:w="1732" w:type="dxa"/>
             <w:tcBorders>
               <w:top w:val="single" w:sz="4" w:space="0" w:color="BFBFBF"/>
               <w:start w:val="single" w:sz="4" w:space="0" w:color="BFBFBF"/>
@@ -18323,7 +18320,7 @@
         </w:tc>
         <w:tc>
           <w:tcPr>
-            <w:tcW w:w="2799" w:type="dxa"/>
+            <w:tcW w:w="2798" w:type="dxa"/>
             <w:tcBorders>
               <w:top w:val="single" w:sz="4" w:space="0" w:color="BFBFBF"/>
               <w:start w:val="single" w:sz="4" w:space="0" w:color="BFBFBF"/>
@@ -18350,7 +18347,7 @@
         </w:tc>
         <w:tc>
           <w:tcPr>
-            <w:tcW w:w="1731" w:type="dxa"/>
+            <w:tcW w:w="1732" w:type="dxa"/>
             <w:tcBorders>
               <w:top w:val="single" w:sz="4" w:space="0" w:color="BFBFBF"/>
               <w:start w:val="single" w:sz="4" w:space="0" w:color="BFBFBF"/>
@@ -18463,7 +18460,7 @@
         </w:tc>
         <w:tc>
           <w:tcPr>
-            <w:tcW w:w="2799" w:type="dxa"/>
+            <w:tcW w:w="2798" w:type="dxa"/>
             <w:tcBorders>
               <w:top w:val="single" w:sz="4" w:space="0" w:color="BFBFBF"/>
               <w:start w:val="single" w:sz="4" w:space="0" w:color="BFBFBF"/>
@@ -18490,7 +18487,7 @@
         </w:tc>
         <w:tc>
           <w:tcPr>
-            <w:tcW w:w="1731" w:type="dxa"/>
+            <w:tcW w:w="1732" w:type="dxa"/>
             <w:tcBorders>
               <w:top w:val="single" w:sz="4" w:space="0" w:color="BFBFBF"/>
               <w:start w:val="single" w:sz="4" w:space="0" w:color="BFBFBF"/>
@@ -18603,7 +18600,7 @@
         </w:tc>
         <w:tc>
           <w:tcPr>
-            <w:tcW w:w="2799" w:type="dxa"/>
+            <w:tcW w:w="2798" w:type="dxa"/>
             <w:tcBorders>
               <w:top w:val="single" w:sz="4" w:space="0" w:color="BFBFBF"/>
               <w:start w:val="single" w:sz="4" w:space="0" w:color="BFBFBF"/>
@@ -18630,7 +18627,7 @@
         </w:tc>
         <w:tc>
           <w:tcPr>
-            <w:tcW w:w="1731" w:type="dxa"/>
+            <w:tcW w:w="1732" w:type="dxa"/>
             <w:tcBorders>
               <w:top w:val="single" w:sz="4" w:space="0" w:color="BFBFBF"/>
               <w:start w:val="single" w:sz="4" w:space="0" w:color="BFBFBF"/>
@@ -18743,7 +18740,7 @@
         </w:tc>
         <w:tc>
           <w:tcPr>
-            <w:tcW w:w="2799" w:type="dxa"/>
+            <w:tcW w:w="2798" w:type="dxa"/>
             <w:tcBorders>
               <w:top w:val="single" w:sz="4" w:space="0" w:color="BFBFBF"/>
               <w:start w:val="single" w:sz="4" w:space="0" w:color="BFBFBF"/>
@@ -18770,7 +18767,7 @@
         </w:tc>
         <w:tc>
           <w:tcPr>
-            <w:tcW w:w="1731" w:type="dxa"/>
+            <w:tcW w:w="1732" w:type="dxa"/>
             <w:tcBorders>
               <w:top w:val="single" w:sz="4" w:space="0" w:color="BFBFBF"/>
               <w:start w:val="single" w:sz="4" w:space="0" w:color="BFBFBF"/>
@@ -18883,7 +18880,7 @@
         </w:tc>
         <w:tc>
           <w:tcPr>
-            <w:tcW w:w="2799" w:type="dxa"/>
+            <w:tcW w:w="2798" w:type="dxa"/>
             <w:tcBorders>
               <w:top w:val="single" w:sz="4" w:space="0" w:color="BFBFBF"/>
               <w:start w:val="single" w:sz="4" w:space="0" w:color="BFBFBF"/>
@@ -18910,7 +18907,7 @@
         </w:tc>
         <w:tc>
           <w:tcPr>
-            <w:tcW w:w="1731" w:type="dxa"/>
+            <w:tcW w:w="1732" w:type="dxa"/>
             <w:tcBorders>
               <w:top w:val="single" w:sz="4" w:space="0" w:color="BFBFBF"/>
               <w:start w:val="single" w:sz="4" w:space="0" w:color="BFBFBF"/>
@@ -19023,7 +19020,7 @@
         </w:tc>
         <w:tc>
           <w:tcPr>
-            <w:tcW w:w="2799" w:type="dxa"/>
+            <w:tcW w:w="2798" w:type="dxa"/>
             <w:tcBorders>
               <w:top w:val="single" w:sz="4" w:space="0" w:color="BFBFBF"/>
               <w:start w:val="single" w:sz="4" w:space="0" w:color="BFBFBF"/>
@@ -19050,7 +19047,7 @@
         </w:tc>
         <w:tc>
           <w:tcPr>
-            <w:tcW w:w="1731" w:type="dxa"/>
+            <w:tcW w:w="1732" w:type="dxa"/>
             <w:tcBorders>
               <w:top w:val="single" w:sz="4" w:space="0" w:color="BFBFBF"/>
               <w:start w:val="single" w:sz="4" w:space="0" w:color="BFBFBF"/>
@@ -19163,7 +19160,7 @@
         </w:tc>
         <w:tc>
           <w:tcPr>
-            <w:tcW w:w="2799" w:type="dxa"/>
+            <w:tcW w:w="2798" w:type="dxa"/>
             <w:tcBorders>
               <w:top w:val="single" w:sz="4" w:space="0" w:color="BFBFBF"/>
               <w:start w:val="single" w:sz="4" w:space="0" w:color="BFBFBF"/>
@@ -19190,7 +19187,7 @@
         </w:tc>
         <w:tc>
           <w:tcPr>
-            <w:tcW w:w="1731" w:type="dxa"/>
+            <w:tcW w:w="1732" w:type="dxa"/>
             <w:tcBorders>
               <w:top w:val="single" w:sz="4" w:space="0" w:color="BFBFBF"/>
               <w:start w:val="single" w:sz="4" w:space="0" w:color="BFBFBF"/>
@@ -19303,7 +19300,7 @@
         </w:tc>
         <w:tc>
           <w:tcPr>
-            <w:tcW w:w="2799" w:type="dxa"/>
+            <w:tcW w:w="2798" w:type="dxa"/>
             <w:tcBorders>
               <w:top w:val="single" w:sz="4" w:space="0" w:color="BFBFBF"/>
               <w:start w:val="single" w:sz="4" w:space="0" w:color="BFBFBF"/>
@@ -19330,7 +19327,7 @@
         </w:tc>
         <w:tc>
           <w:tcPr>
-            <w:tcW w:w="1731" w:type="dxa"/>
+            <w:tcW w:w="1732" w:type="dxa"/>
             <w:tcBorders>
               <w:top w:val="single" w:sz="4" w:space="0" w:color="BFBFBF"/>
               <w:start w:val="single" w:sz="4" w:space="0" w:color="BFBFBF"/>
@@ -19443,7 +19440,7 @@
         </w:tc>
         <w:tc>
           <w:tcPr>
-            <w:tcW w:w="2799" w:type="dxa"/>
+            <w:tcW w:w="2798" w:type="dxa"/>
             <w:tcBorders>
               <w:top w:val="single" w:sz="4" w:space="0" w:color="BFBFBF"/>
               <w:start w:val="single" w:sz="4" w:space="0" w:color="BFBFBF"/>
@@ -19470,7 +19467,7 @@
         </w:tc>
         <w:tc>
           <w:tcPr>
-            <w:tcW w:w="1731" w:type="dxa"/>
+            <w:tcW w:w="1732" w:type="dxa"/>
             <w:tcBorders>
               <w:top w:val="single" w:sz="4" w:space="0" w:color="BFBFBF"/>
               <w:start w:val="single" w:sz="4" w:space="0" w:color="BFBFBF"/>
@@ -19583,7 +19580,7 @@
         </w:tc>
         <w:tc>
           <w:tcPr>
-            <w:tcW w:w="2799" w:type="dxa"/>
+            <w:tcW w:w="2798" w:type="dxa"/>
             <w:tcBorders>
               <w:top w:val="single" w:sz="4" w:space="0" w:color="BFBFBF"/>
               <w:start w:val="single" w:sz="4" w:space="0" w:color="BFBFBF"/>
@@ -19610,7 +19607,7 @@
         </w:tc>
         <w:tc>
           <w:tcPr>
-            <w:tcW w:w="1731" w:type="dxa"/>
+            <w:tcW w:w="1732" w:type="dxa"/>
             <w:tcBorders>
               <w:top w:val="single" w:sz="4" w:space="0" w:color="BFBFBF"/>
               <w:start w:val="single" w:sz="4" w:space="0" w:color="BFBFBF"/>
@@ -19723,7 +19720,7 @@
         </w:tc>
         <w:tc>
           <w:tcPr>
-            <w:tcW w:w="2799" w:type="dxa"/>
+            <w:tcW w:w="2798" w:type="dxa"/>
             <w:tcBorders>
               <w:top w:val="single" w:sz="4" w:space="0" w:color="BFBFBF"/>
               <w:start w:val="single" w:sz="4" w:space="0" w:color="BFBFBF"/>
@@ -19750,7 +19747,7 @@
         </w:tc>
         <w:tc>
           <w:tcPr>
-            <w:tcW w:w="1731" w:type="dxa"/>
+            <w:tcW w:w="1732" w:type="dxa"/>
             <w:tcBorders>
               <w:top w:val="single" w:sz="4" w:space="0" w:color="BFBFBF"/>
               <w:start w:val="single" w:sz="4" w:space="0" w:color="BFBFBF"/>
@@ -19863,7 +19860,7 @@
         </w:tc>
         <w:tc>
           <w:tcPr>
-            <w:tcW w:w="2799" w:type="dxa"/>
+            <w:tcW w:w="2798" w:type="dxa"/>
             <w:tcBorders>
               <w:top w:val="single" w:sz="4" w:space="0" w:color="BFBFBF"/>
               <w:start w:val="single" w:sz="4" w:space="0" w:color="BFBFBF"/>
@@ -19890,7 +19887,7 @@
         </w:tc>
         <w:tc>
           <w:tcPr>
-            <w:tcW w:w="1731" w:type="dxa"/>
+            <w:tcW w:w="1732" w:type="dxa"/>
             <w:tcBorders>
               <w:top w:val="single" w:sz="4" w:space="0" w:color="BFBFBF"/>
               <w:start w:val="single" w:sz="4" w:space="0" w:color="BFBFBF"/>
@@ -20003,7 +20000,7 @@
         </w:tc>
         <w:tc>
           <w:tcPr>
-            <w:tcW w:w="2799" w:type="dxa"/>
+            <w:tcW w:w="2798" w:type="dxa"/>
             <w:tcBorders>
               <w:top w:val="single" w:sz="4" w:space="0" w:color="BFBFBF"/>
               <w:start w:val="single" w:sz="4" w:space="0" w:color="BFBFBF"/>
@@ -20030,7 +20027,7 @@
         </w:tc>
         <w:tc>
           <w:tcPr>
-            <w:tcW w:w="1731" w:type="dxa"/>
+            <w:tcW w:w="1732" w:type="dxa"/>
             <w:tcBorders>
               <w:top w:val="single" w:sz="4" w:space="0" w:color="BFBFBF"/>
               <w:start w:val="single" w:sz="4" w:space="0" w:color="BFBFBF"/>
@@ -20143,7 +20140,7 @@
         </w:tc>
         <w:tc>
           <w:tcPr>
-            <w:tcW w:w="2799" w:type="dxa"/>
+            <w:tcW w:w="2798" w:type="dxa"/>
             <w:tcBorders>
               <w:top w:val="single" w:sz="4" w:space="0" w:color="BFBFBF"/>
               <w:start w:val="single" w:sz="4" w:space="0" w:color="BFBFBF"/>
@@ -20170,7 +20167,7 @@
         </w:tc>
         <w:tc>
           <w:tcPr>
-            <w:tcW w:w="1731" w:type="dxa"/>
+            <w:tcW w:w="1732" w:type="dxa"/>
             <w:tcBorders>
               <w:top w:val="single" w:sz="4" w:space="0" w:color="BFBFBF"/>
               <w:start w:val="single" w:sz="4" w:space="0" w:color="BFBFBF"/>
@@ -20283,7 +20280,7 @@
         </w:tc>
         <w:tc>
           <w:tcPr>
-            <w:tcW w:w="2799" w:type="dxa"/>
+            <w:tcW w:w="2798" w:type="dxa"/>
             <w:tcBorders>
               <w:top w:val="single" w:sz="4" w:space="0" w:color="BFBFBF"/>
               <w:start w:val="single" w:sz="4" w:space="0" w:color="BFBFBF"/>
@@ -20310,7 +20307,7 @@
         </w:tc>
         <w:tc>
           <w:tcPr>
-            <w:tcW w:w="1731" w:type="dxa"/>
+            <w:tcW w:w="1732" w:type="dxa"/>
             <w:tcBorders>
               <w:top w:val="single" w:sz="4" w:space="0" w:color="BFBFBF"/>
               <w:start w:val="single" w:sz="4" w:space="0" w:color="BFBFBF"/>
@@ -20399,6 +20396,7 @@
     <w:qFormat/>
     <w:pPr>
       <w:widowControl/>
+      <w:suppressAutoHyphens w:val="true"/>
       <w:bidi w:val="0"/>
       <w:spacing w:lineRule="auto" w:line="276" w:before="0" w:after="200"/>
       <w:jc w:val="start"/>
@@ -20574,6 +20572,7 @@
     <w:qFormat/>
     <w:pPr>
       <w:widowControl/>
+      <w:suppressAutoHyphens w:val="true"/>
       <w:bidi w:val="0"/>
       <w:spacing w:lineRule="auto" w:line="276" w:before="0" w:after="200"/>
       <w:jc w:val="start"/>
